--- a/s3/sf-s3-th.docx
+++ b/s3/sf-s3-th.docx
@@ -1774,15 +1774,15 @@
                 <w:i w:val="0"/>
                 <w:sz w:val="21"/>
               </w:rPr>
-              <w:t>ui.sfx(ui.SFX_...)</w:t>
-            </w:r>
-            <w:r>
-              <w:rPr>
-                <w:rFonts w:ascii="TH Sarabun New" w:hAnsi="TH Sarabun New" w:cs="TH Sarabun New" w:eastAsia="TH Sarabun New"/>
-                <w:b w:val="0"/>
-                <w:i w:val="0"/>
-              </w:rPr>
-              <w:t xml:space="preserve"> · </w:t>
+              <w:t>beep(โน้ต, โน้ต)</w:t>
+            </w:r>
+            <w:r>
+              <w:rPr>
+                <w:rFonts w:ascii="TH Sarabun New" w:hAnsi="TH Sarabun New" w:cs="TH Sarabun New" w:eastAsia="TH Sarabun New"/>
+                <w:b w:val="0"/>
+                <w:i w:val="0"/>
+              </w:rPr>
+              <w:t xml:space="preserve"> ในทุกไฟล์ = </w:t>
             </w:r>
             <w:r>
               <w:rPr>
@@ -1791,7 +1791,32 @@
                 <w:i w:val="0"/>
                 <w:sz w:val="21"/>
               </w:rPr>
-              <w:t>ui.tone(โน้ต MIDI, ui.WAVE_SQUARE, ความดัง, ms)</w:t>
+              <w:t>ui.tone(โน้ต MIDI, ui.WAVE_SINE, VOLUME, ms)</w:t>
+            </w:r>
+            <w:r>
+              <w:rPr>
+                <w:rFonts w:ascii="TH Sarabun New" w:hAnsi="TH Sarabun New" w:cs="TH Sarabun New" w:eastAsia="TH Sarabun New"/>
+                <w:b w:val="0"/>
+                <w:i w:val="0"/>
+              </w:rPr>
+              <w:t xml:space="preserve"> ทีละโน้ต · </w:t>
+            </w:r>
+            <w:r>
+              <w:rPr>
+                <w:rFonts w:ascii="Consolas" w:hAnsi="Consolas" w:cs="Consolas" w:eastAsia="Consolas"/>
+                <w:b w:val="0"/>
+                <w:i w:val="0"/>
+                <w:sz w:val="21"/>
+              </w:rPr>
+              <w:t>VOLUME = 25</w:t>
+            </w:r>
+            <w:r>
+              <w:rPr>
+                <w:rFonts w:ascii="TH Sarabun New" w:hAnsi="TH Sarabun New" w:cs="TH Sarabun New" w:eastAsia="TH Sarabun New"/>
+                <w:b w:val="0"/>
+                <w:i w:val="0"/>
+              </w:rPr>
+              <w:t xml:space="preserve"> (≈20%) ในส่วน 1</w:t>
             </w:r>
           </w:p>
         </w:tc>
@@ -6740,7 +6765,7 @@
           <w:b/>
           <w:i w:val="0"/>
         </w:rPr>
-        <w:t>"ผ่าน! is_event() ถูกทั้ง 7 กรณี"</w:t>
+        <w:t>"ผ่าน! is_event() ถูกทั้ง 5 กรณี"</w:t>
       </w:r>
       <w:r>
         <w:rPr>
@@ -6748,7 +6773,7 @@
           <w:b w:val="0"/>
           <w:i w:val="0"/>
         </w:rPr>
-        <w:t xml:space="preserve"> แล้วจอเปิดเล่นได้ตามปกติ (ผู้นำทางทำใน Emulator ได้ เพราะตัวตรวจทำงานก่อนเปิดไมค์)</w:t>
+        <w:t xml:space="preserve"> (ไฟล์ฝึกตัดจุด 8x8 และป้ายคิวค้างบนจอออก ให้พอหน่วยความจำของบอร์ด) แล้วจอเปิดเล่นได้ตามปกติ (ผู้นำทางทำใน Emulator ได้ เพราะตัวตรวจทำงานก่อนเปิดไมค์)</w:t>
       </w:r>
     </w:p>
     <w:tbl>
@@ -16628,7 +16653,7 @@
           <w:i w:val="0"/>
           <w:color w:val="2E5496"/>
         </w:rPr>
-        <w:t>11. หลังคาบ: เสา 5 + ทดสอบ + เตรียมนำเสนอ 26 ต.ค.</w:t>
+        <w:t>11. หลังคาบ: เสา 5 + ทดสอบ + เตรียม Project Showcase</w:t>
       </w:r>
     </w:p>
     <w:p>
@@ -18041,7 +18066,7 @@
           <w:i w:val="0"/>
           <w:color w:val="2E5496"/>
         </w:rPr>
-        <w:t>11.3 เช็กลิสต์นำเสนอ 26 ต.ค. (13:00–16:00 · กลุ่มละ 8 นาที = สาธิต 5–6 นาที + ถาม-ตอบ 2 นาที · ตัดที่ 6:00)</w:t>
+        <w:t>11.3 เช็กลิสต์ Project Showcase (13:00–16:00 · กลุ่มละ 8 นาที = สาธิต 5–6 นาที + ถาม-ตอบ 2 นาที · ตัดที่ 6:00)</w:t>
       </w:r>
     </w:p>
     <w:p>

--- a/s3/sf-s3-th.docx
+++ b/s3/sf-s3-th.docx
@@ -1816,7 +1816,41 @@
                 <w:b w:val="0"/>
                 <w:i w:val="0"/>
               </w:rPr>
-              <w:t xml:space="preserve"> (≈20%) ในส่วน 1</w:t>
+              <w:t xml:space="preserve"> (≈20%) ในส่วน 1 · ความดังลำโพงรวม </w:t>
+            </w:r>
+            <w:r>
+              <w:rPr>
+                <w:rFonts w:ascii="Consolas" w:hAnsi="Consolas" w:cs="Consolas" w:eastAsia="Consolas"/>
+                <w:b w:val="0"/>
+                <w:i w:val="0"/>
+                <w:sz w:val="21"/>
+              </w:rPr>
+              <w:t>SPEAKER = 40</w:t>
+            </w:r>
+            <w:r>
+              <w:rPr>
+                <w:rFonts w:ascii="TH Sarabun New" w:hAnsi="TH Sarabun New" w:cs="TH Sarabun New" w:eastAsia="TH Sarabun New"/>
+                <w:b w:val="0"/>
+                <w:i w:val="0"/>
+              </w:rPr>
+              <w:t xml:space="preserve"> (%) ผ่าน </w:t>
+            </w:r>
+            <w:r>
+              <w:rPr>
+                <w:rFonts w:ascii="Consolas" w:hAnsi="Consolas" w:cs="Consolas" w:eastAsia="Consolas"/>
+                <w:b w:val="0"/>
+                <w:i w:val="0"/>
+                <w:sz w:val="21"/>
+              </w:rPr>
+              <w:t>ui.volume()</w:t>
+            </w:r>
+            <w:r>
+              <w:rPr>
+                <w:rFonts w:ascii="TH Sarabun New" w:hAnsi="TH Sarabun New" w:cs="TH Sarabun New" w:eastAsia="TH Sarabun New"/>
+                <w:b w:val="0"/>
+                <w:i w:val="0"/>
+              </w:rPr>
+              <w:t xml:space="preserve"> (firmware 2.4.2 ขึ้นไป บอร์ด 2.4.1 ข้ามบรรทัดนี้เอง)</w:t>
             </w:r>
           </w:p>
         </w:tc>

--- a/s3/sf-s3-th.docx
+++ b/s3/sf-s3-th.docx
@@ -3342,7 +3342,7 @@
                 <w:b w:val="0"/>
                 <w:i w:val="0"/>
               </w:rPr>
-              <w:t>กิจกรรม 4 Edge AI: AI หมอเครื่องจักร + แข่งกับกฎ (ทุกอย่างอยู่ในข้อ 6)</w:t>
+              <w:t>กิจกรรม 4 Edge AI: ส่งโมเดลจาก Edge AI Store · เมนู Edge AI บนบอร์ด · AI หมอเครื่องจักร + แข่งกับกฎ (ทุกอย่างอยู่ในข้อ 6)</w:t>
             </w:r>
           </w:p>
         </w:tc>
@@ -3372,7 +3372,41 @@
                 <w:i w:val="0"/>
                 <w:sz w:val="21"/>
               </w:rPr>
+              <w:t>edgeai-store.tesaiot.dev</w:t>
+            </w:r>
+            <w:r>
+              <w:rPr>
+                <w:rFonts w:ascii="TH Sarabun New" w:hAnsi="TH Sarabun New" w:cs="TH Sarabun New" w:eastAsia="TH Sarabun New"/>
+                <w:b w:val="0"/>
+                <w:i w:val="0"/>
+              </w:rPr>
+              <w:t xml:space="preserve"> · </w:t>
+            </w:r>
+            <w:r>
+              <w:rPr>
+                <w:rFonts w:ascii="Consolas" w:hAnsi="Consolas" w:cs="Consolas" w:eastAsia="Consolas"/>
+                <w:b w:val="0"/>
+                <w:i w:val="0"/>
+                <w:sz w:val="21"/>
+              </w:rPr>
               <w:t>s3/sf3_04_ai_pump_doctor.py</w:t>
+            </w:r>
+            <w:r>
+              <w:rPr>
+                <w:rFonts w:ascii="TH Sarabun New" w:hAnsi="TH Sarabun New" w:cs="TH Sarabun New" w:eastAsia="TH Sarabun New"/>
+                <w:b w:val="0"/>
+                <w:i w:val="0"/>
+              </w:rPr>
+              <w:t xml:space="preserve"> · ต่อยอด </w:t>
+            </w:r>
+            <w:r>
+              <w:rPr>
+                <w:rFonts w:ascii="Consolas" w:hAnsi="Consolas" w:cs="Consolas" w:eastAsia="Consolas"/>
+                <w:b w:val="0"/>
+                <w:i w:val="0"/>
+                <w:sz w:val="21"/>
+              </w:rPr>
+              <w:t>s3/sf3_06_ai_to_mqtt.py</w:t>
             </w:r>
           </w:p>
         </w:tc>
@@ -10699,7 +10733,7 @@
           <w:b w:val="0"/>
           <w:i w:val="0"/>
         </w:rPr>
-        <w:t xml:space="preserve"> ให้โมเดล AI ที่ติดมากับบอร์ดตัดสินแทนกฎ แล้วเปรียบเทียบกับกฎของกิจกรรม 3 บนโจทย์เดียวกันด้วยตัวเลขที่วัดเอง</w:t>
+        <w:t xml:space="preserve"> ส่งโมเดล AI ลงบอร์ดเองจาก Edge AI Store ให้ AI ตัดสินแทนกฎ แล้วเปรียบเทียบกับกฎของกิจกรรม 3 บนโจทย์เดียวกันด้วยตัวเลขที่วัดเอง</w:t>
       </w:r>
     </w:p>
     <w:p>
@@ -10709,182 +10743,15 @@
           <w:b/>
           <w:i w:val="0"/>
         </w:rPr>
-        <w:t>Edge AI ในไฟล์นี้:</w:t>
-      </w:r>
-      <w:r>
-        <w:rPr>
-          <w:rFonts w:ascii="TH Sarabun New" w:hAnsi="TH Sarabun New" w:cs="TH Sarabun New" w:eastAsia="TH Sarabun New"/>
-          <w:b w:val="0"/>
-          <w:i w:val="0"/>
-        </w:rPr>
-        <w:t xml:space="preserve"> ใช้เฉพาะโมเดลที่ติดมากับบอร์ด (DEEPCRAFT Ready Model) และเรียกด้วย </w:t>
-      </w:r>
-      <w:r>
-        <w:rPr>
-          <w:rFonts w:ascii="TH Sarabun New" w:hAnsi="TH Sarabun New" w:cs="TH Sarabun New" w:eastAsia="TH Sarabun New"/>
-          <w:b/>
-          <w:i w:val="0"/>
-        </w:rPr>
-        <w:t>ชื่อ</w:t>
-      </w:r>
-      <w:r>
-        <w:rPr>
-          <w:rFonts w:ascii="TH Sarabun New" w:hAnsi="TH Sarabun New" w:cs="TH Sarabun New" w:eastAsia="TH Sarabun New"/>
-          <w:b w:val="0"/>
-          <w:i w:val="0"/>
-        </w:rPr>
-        <w:t xml:space="preserve"> เท่านั้น — ตั้งไว้ที่ </w:t>
-      </w:r>
-      <w:r>
-        <w:rPr>
-          <w:rFonts w:ascii="Consolas" w:hAnsi="Consolas" w:cs="Consolas" w:eastAsia="Consolas"/>
-          <w:b w:val="0"/>
-          <w:i w:val="0"/>
-          <w:sz w:val="21"/>
-        </w:rPr>
-        <w:t>MODEL_KEY = "Motion"</w:t>
-      </w:r>
-      <w:r>
-        <w:rPr>
-          <w:rFonts w:ascii="TH Sarabun New" w:hAnsi="TH Sarabun New" w:cs="TH Sarabun New" w:eastAsia="TH Sarabun New"/>
-          <w:b w:val="0"/>
-          <w:i w:val="0"/>
-        </w:rPr>
-        <w:t xml:space="preserve"> · ไฟล์หาโมเดลด้วย </w:t>
-      </w:r>
-      <w:r>
-        <w:rPr>
-          <w:rFonts w:ascii="Consolas" w:hAnsi="Consolas" w:cs="Consolas" w:eastAsia="Consolas"/>
-          <w:b w:val="0"/>
-          <w:i w:val="0"/>
-          <w:sz w:val="21"/>
-        </w:rPr>
-        <w:t>edge_ai.models()</w:t>
-      </w:r>
-      <w:r>
-        <w:rPr>
-          <w:rFonts w:ascii="TH Sarabun New" w:hAnsi="TH Sarabun New" w:cs="TH Sarabun New" w:eastAsia="TH Sarabun New"/>
-          <w:b w:val="0"/>
-          <w:i w:val="0"/>
-        </w:rPr>
-        <w:t xml:space="preserve"> แล้วเก็บแค่ลำดับ ชื่อ และชื่อคลาส (ไม่พิมพ์ทั้งแถว) · เริ่มด้วย </w:t>
-      </w:r>
-      <w:r>
-        <w:rPr>
-          <w:rFonts w:ascii="Consolas" w:hAnsi="Consolas" w:cs="Consolas" w:eastAsia="Consolas"/>
-          <w:b w:val="0"/>
-          <w:i w:val="0"/>
-          <w:sz w:val="21"/>
-        </w:rPr>
-        <w:t>edge_ai.select(ลำดับ)</w:t>
-      </w:r>
-      <w:r>
-        <w:rPr>
-          <w:rFonts w:ascii="TH Sarabun New" w:hAnsi="TH Sarabun New" w:cs="TH Sarabun New" w:eastAsia="TH Sarabun New"/>
-          <w:b w:val="0"/>
-          <w:i w:val="0"/>
-        </w:rPr>
-        <w:t xml:space="preserve"> · อ่านคำตอบด้วย </w:t>
-      </w:r>
-      <w:r>
-        <w:rPr>
-          <w:rFonts w:ascii="Consolas" w:hAnsi="Consolas" w:cs="Consolas" w:eastAsia="Consolas"/>
-          <w:b w:val="0"/>
-          <w:i w:val="0"/>
-          <w:sz w:val="21"/>
-        </w:rPr>
-        <w:t>edge_ai.result()</w:t>
-      </w:r>
-      <w:r>
-        <w:rPr>
-          <w:rFonts w:ascii="TH Sarabun New" w:hAnsi="TH Sarabun New" w:cs="TH Sarabun New" w:eastAsia="TH Sarabun New"/>
-          <w:b w:val="0"/>
-          <w:i w:val="0"/>
-        </w:rPr>
-        <w:t xml:space="preserve"> · จบด้วย </w:t>
-      </w:r>
-      <w:r>
-        <w:rPr>
-          <w:rFonts w:ascii="Consolas" w:hAnsi="Consolas" w:cs="Consolas" w:eastAsia="Consolas"/>
-          <w:b w:val="0"/>
-          <w:i w:val="0"/>
-          <w:sz w:val="21"/>
-        </w:rPr>
-        <w:t>edge_ai.stop()</w:t>
-      </w:r>
-      <w:r>
-        <w:rPr>
-          <w:rFonts w:ascii="TH Sarabun New" w:hAnsi="TH Sarabun New" w:cs="TH Sarabun New" w:eastAsia="TH Sarabun New"/>
-          <w:b w:val="0"/>
-          <w:i w:val="0"/>
-        </w:rPr>
-        <w:t xml:space="preserve"> · ตัวกันเตือนผิด = </w:t>
-      </w:r>
-      <w:r>
-        <w:rPr>
-          <w:rFonts w:ascii="TH Sarabun New" w:hAnsi="TH Sarabun New" w:cs="TH Sarabun New" w:eastAsia="TH Sarabun New"/>
-          <w:b/>
-          <w:i w:val="0"/>
-        </w:rPr>
-        <w:t>ความมั่นใจขั้นต่ำ</w:t>
-      </w:r>
-      <w:r>
-        <w:rPr>
-          <w:rFonts w:ascii="TH Sarabun New" w:hAnsi="TH Sarabun New" w:cs="TH Sarabun New" w:eastAsia="TH Sarabun New"/>
-          <w:b w:val="0"/>
-          <w:i w:val="0"/>
-        </w:rPr>
-        <w:t xml:space="preserve"> </w:t>
-      </w:r>
-      <w:r>
-        <w:rPr>
-          <w:rFonts w:ascii="Consolas" w:hAnsi="Consolas" w:cs="Consolas" w:eastAsia="Consolas"/>
-          <w:b w:val="0"/>
-          <w:i w:val="0"/>
-          <w:sz w:val="21"/>
-        </w:rPr>
-        <w:t>CONF_MIN</w:t>
-      </w:r>
-      <w:r>
-        <w:rPr>
-          <w:rFonts w:ascii="TH Sarabun New" w:hAnsi="TH Sarabun New" w:cs="TH Sarabun New" w:eastAsia="TH Sarabun New"/>
-          <w:b w:val="0"/>
-          <w:i w:val="0"/>
-        </w:rPr>
-        <w:t xml:space="preserve"> + </w:t>
-      </w:r>
-      <w:r>
-        <w:rPr>
-          <w:rFonts w:ascii="TH Sarabun New" w:hAnsi="TH Sarabun New" w:cs="TH Sarabun New" w:eastAsia="TH Sarabun New"/>
-          <w:b/>
-          <w:i w:val="0"/>
-        </w:rPr>
-        <w:t>คลาสอันตรายต้องชนะติดกัน</w:t>
-      </w:r>
-      <w:r>
-        <w:rPr>
-          <w:rFonts w:ascii="TH Sarabun New" w:hAnsi="TH Sarabun New" w:cs="TH Sarabun New" w:eastAsia="TH Sarabun New"/>
-          <w:b w:val="0"/>
-          <w:i w:val="0"/>
-        </w:rPr>
-        <w:t xml:space="preserve"> </w:t>
-      </w:r>
-      <w:r>
-        <w:rPr>
-          <w:rFonts w:ascii="Consolas" w:hAnsi="Consolas" w:cs="Consolas" w:eastAsia="Consolas"/>
-          <w:b w:val="0"/>
-          <w:i w:val="0"/>
-          <w:sz w:val="21"/>
-        </w:rPr>
-        <w:t>CONFIRM_N</w:t>
-      </w:r>
-      <w:r>
-        <w:rPr>
-          <w:rFonts w:ascii="TH Sarabun New" w:hAnsi="TH Sarabun New" w:cs="TH Sarabun New" w:eastAsia="TH Sarabun New"/>
-          <w:b w:val="0"/>
-          <w:i w:val="0"/>
-        </w:rPr>
-        <w:t xml:space="preserve"> ครั้ง</w:t>
+        <w:t>6.1 ส่งโมเดลลงบอร์ดจาก Edge AI Store</w:t>
+      </w:r>
+      <w:r>
+        <w:rPr>
+          <w:rFonts w:ascii="TH Sarabun New" w:hAnsi="TH Sarabun New" w:cs="TH Sarabun New" w:eastAsia="TH Sarabun New"/>
+          <w:b w:val="0"/>
+          <w:i w:val="0"/>
+        </w:rPr>
+        <w:t xml:space="preserve"> (ทีม 1–10 ก่อน ทีม 11–20 รอผู้สอนเรียก · ระหว่างรอทำข้อ 6.2 กับ Motion Detection ไปก่อน)</w:t>
       </w:r>
     </w:p>
     <w:p>
@@ -10898,7 +10765,39 @@
           <w:b w:val="0"/>
           <w:i w:val="0"/>
         </w:rPr>
-        <w:t>[ ] รันไฟล์ แถวบนจอขึ้น "โมเดล: ____________________" (โมเดลที่ฟังไมค์จะมี "(ฟังไมค์)" ต่อท้าย) · ชื่อคลาสในการ์ด "คะแนนทุกคลาส (%)": ____________________</w:t>
+        <w:t xml:space="preserve">[ ] เมนู Edge AI บนบอร์ดต้องขึ้น </w:t>
+      </w:r>
+      <w:r>
+        <w:rPr>
+          <w:rFonts w:ascii="TH Sarabun New" w:hAnsi="TH Sarabun New" w:cs="TH Sarabun New" w:eastAsia="TH Sarabun New"/>
+          <w:b/>
+          <w:i w:val="0"/>
+        </w:rPr>
+        <w:t>STOPPED</w:t>
+      </w:r>
+      <w:r>
+        <w:rPr>
+          <w:rFonts w:ascii="TH Sarabun New" w:hAnsi="TH Sarabun New" w:cs="TH Sarabun New" w:eastAsia="TH Sarabun New"/>
+          <w:b w:val="0"/>
+          <w:i w:val="0"/>
+        </w:rPr>
+        <w:t xml:space="preserve"> (ถ้ายังรันอยู่ กด Stop) · ใน BENTO IDE กด </w:t>
+      </w:r>
+      <w:r>
+        <w:rPr>
+          <w:rFonts w:ascii="TH Sarabun New" w:hAnsi="TH Sarabun New" w:cs="TH Sarabun New" w:eastAsia="TH Sarabun New"/>
+          <w:b/>
+          <w:i w:val="0"/>
+        </w:rPr>
+        <w:t>Disconnect</w:t>
+      </w:r>
+      <w:r>
+        <w:rPr>
+          <w:rFonts w:ascii="TH Sarabun New" w:hAnsi="TH Sarabun New" w:cs="TH Sarabun New" w:eastAsia="TH Sarabun New"/>
+          <w:b w:val="0"/>
+          <w:i w:val="0"/>
+        </w:rPr>
+        <w:t xml:space="preserve"> (พอร์ตของบอร์ดใช้ได้ทีละโปรแกรม)</w:t>
       </w:r>
     </w:p>
     <w:p>
@@ -10912,7 +10811,731 @@
           <w:b w:val="0"/>
           <w:i w:val="0"/>
         </w:rPr>
-        <w:t>[ ] ☐ จอขึ้น "ไม่พบโมเดล Motion บนบอร์ดนี้" → ข้ามคอลัมน์ AI ในตารางแข่ง (ขอดูบอร์ดของกลุ่มข้าง ๆ ได้) แล้วทำ Code Quest ด้านล่างต่อ ไม่ต้องรอใคร</w:t>
+        <w:t xml:space="preserve">[ ] เปิด </w:t>
+      </w:r>
+      <w:r>
+        <w:rPr>
+          <w:rFonts w:ascii="TH Sarabun New" w:hAnsi="TH Sarabun New" w:cs="TH Sarabun New" w:eastAsia="TH Sarabun New"/>
+          <w:b/>
+          <w:i w:val="0"/>
+        </w:rPr>
+        <w:t>Google Chrome</w:t>
+      </w:r>
+      <w:r>
+        <w:rPr>
+          <w:rFonts w:ascii="TH Sarabun New" w:hAnsi="TH Sarabun New" w:cs="TH Sarabun New" w:eastAsia="TH Sarabun New"/>
+          <w:b w:val="0"/>
+          <w:i w:val="0"/>
+        </w:rPr>
+        <w:t xml:space="preserve"> บนคอมพิวเตอร์ ไปที่ </w:t>
+      </w:r>
+      <w:r>
+        <w:rPr>
+          <w:rFonts w:ascii="Consolas" w:hAnsi="Consolas" w:cs="Consolas" w:eastAsia="Consolas"/>
+          <w:b w:val="0"/>
+          <w:i w:val="0"/>
+          <w:sz w:val="21"/>
+        </w:rPr>
+        <w:t>edgeai-store.tesaiot.dev</w:t>
+      </w:r>
+      <w:r>
+        <w:rPr>
+          <w:rFonts w:ascii="TH Sarabun New" w:hAnsi="TH Sarabun New" w:cs="TH Sarabun New" w:eastAsia="TH Sarabun New"/>
+          <w:b w:val="0"/>
+          <w:i w:val="0"/>
+        </w:rPr>
+        <w:t xml:space="preserve"> แล้วเปิดหน้า </w:t>
+      </w:r>
+      <w:r>
+        <w:rPr>
+          <w:rFonts w:ascii="TH Sarabun New" w:hAnsi="TH Sarabun New" w:cs="TH Sarabun New" w:eastAsia="TH Sarabun New"/>
+          <w:b/>
+          <w:i w:val="0"/>
+        </w:rPr>
+        <w:t>Playground</w:t>
+      </w:r>
+      <w:r>
+        <w:rPr>
+          <w:rFonts w:ascii="TH Sarabun New" w:hAnsi="TH Sarabun New" w:cs="TH Sarabun New" w:eastAsia="TH Sarabun New"/>
+          <w:b w:val="0"/>
+          <w:i w:val="0"/>
+        </w:rPr>
+        <w:t xml:space="preserve"> (ไม่ใช่ </w:t>
+      </w:r>
+      <w:r>
+        <w:rPr>
+          <w:rFonts w:ascii="Consolas" w:hAnsi="Consolas" w:cs="Consolas" w:eastAsia="Consolas"/>
+          <w:b w:val="0"/>
+          <w:i w:val="0"/>
+          <w:sz w:val="21"/>
+        </w:rPr>
+        <w:t>edgeai.tesaiot.dev</w:t>
+      </w:r>
+      <w:r>
+        <w:rPr>
+          <w:rFonts w:ascii="TH Sarabun New" w:hAnsi="TH Sarabun New" w:cs="TH Sarabun New" w:eastAsia="TH Sarabun New"/>
+          <w:b w:val="0"/>
+          <w:i w:val="0"/>
+        </w:rPr>
+        <w:t xml:space="preserve"> ซึ่งเป็นคนละระบบ)</w:t>
+      </w:r>
+    </w:p>
+    <w:p>
+      <w:pPr>
+        <w:pStyle w:val="ListBullet"/>
+        <w:spacing w:after="60"/>
+      </w:pPr>
+      <w:r>
+        <w:rPr>
+          <w:rFonts w:ascii="TH Sarabun New" w:hAnsi="TH Sarabun New" w:cs="TH Sarabun New" w:eastAsia="TH Sarabun New"/>
+          <w:b w:val="0"/>
+          <w:i w:val="0"/>
+        </w:rPr>
+        <w:t>[ ] กดติดตั้ง (</w:t>
+      </w:r>
+      <w:r>
+        <w:rPr>
+          <w:rFonts w:ascii="TH Sarabun New" w:hAnsi="TH Sarabun New" w:cs="TH Sarabun New" w:eastAsia="TH Sarabun New"/>
+          <w:b/>
+          <w:i w:val="0"/>
+        </w:rPr>
+        <w:t>Deploy</w:t>
+      </w:r>
+      <w:r>
+        <w:rPr>
+          <w:rFonts w:ascii="TH Sarabun New" w:hAnsi="TH Sarabun New" w:cs="TH Sarabun New" w:eastAsia="TH Sarabun New"/>
+          <w:b w:val="0"/>
+          <w:i w:val="0"/>
+        </w:rPr>
+        <w:t xml:space="preserve">) ที่โมเดล </w:t>
+      </w:r>
+      <w:r>
+        <w:rPr>
+          <w:rFonts w:ascii="TH Sarabun New" w:hAnsi="TH Sarabun New" w:cs="TH Sarabun New" w:eastAsia="TH Sarabun New"/>
+          <w:b/>
+          <w:i w:val="0"/>
+        </w:rPr>
+        <w:t>AnomalousVibration</w:t>
+      </w:r>
+      <w:r>
+        <w:rPr>
+          <w:rFonts w:ascii="TH Sarabun New" w:hAnsi="TH Sarabun New" w:cs="TH Sarabun New" w:eastAsia="TH Sarabun New"/>
+          <w:b w:val="0"/>
+          <w:i w:val="0"/>
+        </w:rPr>
+        <w:t xml:space="preserve"> (IMU · คลาส </w:t>
+      </w:r>
+      <w:r>
+        <w:rPr>
+          <w:rFonts w:ascii="Consolas" w:hAnsi="Consolas" w:cs="Consolas" w:eastAsia="Consolas"/>
+          <w:b w:val="0"/>
+          <w:i w:val="0"/>
+          <w:sz w:val="21"/>
+        </w:rPr>
+        <w:t>unlabeled</w:t>
+      </w:r>
+      <w:r>
+        <w:rPr>
+          <w:rFonts w:ascii="TH Sarabun New" w:hAnsi="TH Sarabun New" w:cs="TH Sarabun New" w:eastAsia="TH Sarabun New"/>
+          <w:b w:val="0"/>
+          <w:i w:val="0"/>
+        </w:rPr>
+        <w:t xml:space="preserve"> </w:t>
+      </w:r>
+      <w:r>
+        <w:rPr>
+          <w:rFonts w:ascii="Consolas" w:hAnsi="Consolas" w:cs="Consolas" w:eastAsia="Consolas"/>
+          <w:b w:val="0"/>
+          <w:i w:val="0"/>
+          <w:sz w:val="21"/>
+        </w:rPr>
+        <w:t>anomaly</w:t>
+      </w:r>
+      <w:r>
+        <w:rPr>
+          <w:rFonts w:ascii="TH Sarabun New" w:hAnsi="TH Sarabun New" w:cs="TH Sarabun New" w:eastAsia="TH Sarabun New"/>
+          <w:b w:val="0"/>
+          <w:i w:val="0"/>
+        </w:rPr>
+        <w:t>) · ถ้า Chrome ถามพอร์ต เลือกพอร์ตของบอร์ด · ห้ามถอดสาย USB ระหว่างส่ง</w:t>
+      </w:r>
+    </w:p>
+    <w:p>
+      <w:pPr>
+        <w:pStyle w:val="ListBullet"/>
+        <w:spacing w:after="60"/>
+      </w:pPr>
+      <w:r>
+        <w:rPr>
+          <w:rFonts w:ascii="TH Sarabun New" w:hAnsi="TH Sarabun New" w:cs="TH Sarabun New" w:eastAsia="TH Sarabun New"/>
+          <w:b w:val="0"/>
+          <w:i w:val="0"/>
+        </w:rPr>
+        <w:t xml:space="preserve">[ ] หน้าต่างขึ้น </w:t>
+      </w:r>
+      <w:r>
+        <w:rPr>
+          <w:rFonts w:ascii="TH Sarabun New" w:hAnsi="TH Sarabun New" w:cs="TH Sarabun New" w:eastAsia="TH Sarabun New"/>
+          <w:b/>
+          <w:i w:val="0"/>
+        </w:rPr>
+        <w:t>"Loaded onto the board"</w:t>
+      </w:r>
+      <w:r>
+        <w:rPr>
+          <w:rFonts w:ascii="TH Sarabun New" w:hAnsi="TH Sarabun New" w:cs="TH Sarabun New" w:eastAsia="TH Sarabun New"/>
+          <w:b w:val="0"/>
+          <w:i w:val="0"/>
+        </w:rPr>
+        <w:t xml:space="preserve"> และ </w:t>
+      </w:r>
+      <w:r>
+        <w:rPr>
+          <w:rFonts w:ascii="TH Sarabun New" w:hAnsi="TH Sarabun New" w:cs="TH Sarabun New" w:eastAsia="TH Sarabun New"/>
+          <w:b/>
+          <w:i w:val="0"/>
+        </w:rPr>
+        <w:t>"Saved to the board and loaded"</w:t>
+      </w:r>
+      <w:r>
+        <w:rPr>
+          <w:rFonts w:ascii="TH Sarabun New" w:hAnsi="TH Sarabun New" w:cs="TH Sarabun New" w:eastAsia="TH Sarabun New"/>
+          <w:b w:val="0"/>
+          <w:i w:val="0"/>
+        </w:rPr>
+        <w:t xml:space="preserve"> ☐ แล้วกด </w:t>
+      </w:r>
+      <w:r>
+        <w:rPr>
+          <w:rFonts w:ascii="TH Sarabun New" w:hAnsi="TH Sarabun New" w:cs="TH Sarabun New" w:eastAsia="TH Sarabun New"/>
+          <w:b/>
+          <w:i w:val="0"/>
+        </w:rPr>
+        <w:t>Close</w:t>
+      </w:r>
+    </w:p>
+    <w:p>
+      <w:pPr>
+        <w:pStyle w:val="ListBullet"/>
+        <w:spacing w:after="60"/>
+      </w:pPr>
+      <w:r>
+        <w:rPr>
+          <w:rFonts w:ascii="TH Sarabun New" w:hAnsi="TH Sarabun New" w:cs="TH Sarabun New" w:eastAsia="TH Sarabun New"/>
+          <w:b w:val="0"/>
+          <w:i w:val="0"/>
+        </w:rPr>
+        <w:t xml:space="preserve">[ ] </w:t>
+      </w:r>
+      <w:r>
+        <w:rPr>
+          <w:rFonts w:ascii="TH Sarabun New" w:hAnsi="TH Sarabun New" w:cs="TH Sarabun New" w:eastAsia="TH Sarabun New"/>
+          <w:b/>
+          <w:i w:val="0"/>
+        </w:rPr>
+        <w:t>ปิดแท็บ Store</w:t>
+      </w:r>
+      <w:r>
+        <w:rPr>
+          <w:rFonts w:ascii="TH Sarabun New" w:hAnsi="TH Sarabun New" w:cs="TH Sarabun New" w:eastAsia="TH Sarabun New"/>
+          <w:b w:val="0"/>
+          <w:i w:val="0"/>
+        </w:rPr>
+        <w:t xml:space="preserve"> ก่อนกลับไปต่อ BENTO IDE · โมเดลถูกบันทึกลงบอร์ด ถอดปลั๊กแล้วยังอยู่ (ทดสอบบน Dev Kit เฟิร์มแวร์ 2.4.2 แล้ว)</w:t>
+      </w:r>
+    </w:p>
+    <w:p>
+      <w:pPr>
+        <w:keepLines/>
+        <w:pBdr>
+          <w:left w:val="single" w:sz="18" w:space="8" w:color="2E5496"/>
+        </w:pBdr>
+        <w:shd w:val="clear" w:fill="F1F5FB"/>
+        <w:spacing w:before="120" w:after="160" w:line="274" w:lineRule="auto"/>
+        <w:ind w:left="283" w:right="113"/>
+      </w:pPr>
+      <w:r>
+        <w:rPr>
+          <w:rFonts w:ascii="TH Sarabun New" w:hAnsi="TH Sarabun New" w:cs="TH Sarabun New" w:eastAsia="TH Sarabun New"/>
+          <w:b w:val="0"/>
+          <w:i/>
+          <w:color w:val="5B616B"/>
+        </w:rPr>
+        <w:t xml:space="preserve">โมเดลใน Store เป็นของ Infineon Technologies AG / Imagimob DEEPCRAFT Studio accelerators สัญญาอนุญาต </w:t>
+      </w:r>
+      <w:r>
+        <w:rPr>
+          <w:rFonts w:ascii="TH Sarabun New" w:hAnsi="TH Sarabun New" w:cs="TH Sarabun New" w:eastAsia="TH Sarabun New"/>
+          <w:b/>
+          <w:i/>
+          <w:color w:val="5B616B"/>
+        </w:rPr>
+        <w:t>CC-BY-NC-4.0</w:t>
+      </w:r>
+      <w:r>
+        <w:rPr>
+          <w:rFonts w:ascii="TH Sarabun New" w:hAnsi="TH Sarabun New" w:cs="TH Sarabun New" w:eastAsia="TH Sarabun New"/>
+          <w:b w:val="0"/>
+          <w:i/>
+          <w:color w:val="5B616B"/>
+        </w:rPr>
+        <w:t xml:space="preserve">: ใช้เรียนได้ ห้ามใช้เชิงพาณิชย์ และต้องให้เครดิตเมื่อใช้ในโปรเจกต์ · ในห้องและในโปรเจกต์ให้ใช้ </w:t>
+      </w:r>
+      <w:r>
+        <w:rPr>
+          <w:rFonts w:ascii="TH Sarabun New" w:hAnsi="TH Sarabun New" w:cs="TH Sarabun New" w:eastAsia="TH Sarabun New"/>
+          <w:b/>
+          <w:i/>
+          <w:color w:val="5B616B"/>
+        </w:rPr>
+        <w:t>AnomalousVibration</w:t>
+      </w:r>
+      <w:r>
+        <w:rPr>
+          <w:rFonts w:ascii="TH Sarabun New" w:hAnsi="TH Sarabun New" w:cs="TH Sarabun New" w:eastAsia="TH Sarabun New"/>
+          <w:b w:val="0"/>
+          <w:i/>
+          <w:color w:val="5B616B"/>
+        </w:rPr>
+        <w:t xml:space="preserve"> (ทดสอบผลบน Dev Kit แล้ว) · </w:t>
+      </w:r>
+      <w:r>
+        <w:rPr>
+          <w:rFonts w:ascii="TH Sarabun New" w:hAnsi="TH Sarabun New" w:cs="TH Sarabun New" w:eastAsia="TH Sarabun New"/>
+          <w:b/>
+          <w:i/>
+          <w:color w:val="5B616B"/>
+        </w:rPr>
+        <w:t>HumanActivity</w:t>
+      </w:r>
+      <w:r>
+        <w:rPr>
+          <w:rFonts w:ascii="TH Sarabun New" w:hAnsi="TH Sarabun New" w:cs="TH Sarabun New" w:eastAsia="TH Sarabun New"/>
+          <w:b w:val="0"/>
+          <w:i/>
+          <w:color w:val="5B616B"/>
+        </w:rPr>
+        <w:t xml:space="preserve"> (IMU: standing · running · walking · sitting · jumping) · </w:t>
+      </w:r>
+      <w:r>
+        <w:rPr>
+          <w:rFonts w:ascii="TH Sarabun New" w:hAnsi="TH Sarabun New" w:cs="TH Sarabun New" w:eastAsia="TH Sarabun New"/>
+          <w:b/>
+          <w:i/>
+          <w:color w:val="5B616B"/>
+        </w:rPr>
+        <w:t>SurfaceMic</w:t>
+      </w:r>
+      <w:r>
+        <w:rPr>
+          <w:rFonts w:ascii="TH Sarabun New" w:hAnsi="TH Sarabun New" w:cs="TH Sarabun New" w:eastAsia="TH Sarabun New"/>
+          <w:b w:val="0"/>
+          <w:i/>
+          <w:color w:val="5B616B"/>
+        </w:rPr>
+        <w:t xml:space="preserve"> · </w:t>
+      </w:r>
+      <w:r>
+        <w:rPr>
+          <w:rFonts w:ascii="TH Sarabun New" w:hAnsi="TH Sarabun New" w:cs="TH Sarabun New" w:eastAsia="TH Sarabun New"/>
+          <w:b/>
+          <w:i/>
+          <w:color w:val="5B616B"/>
+        </w:rPr>
+        <w:t>HomeSounds</w:t>
+      </w:r>
+      <w:r>
+        <w:rPr>
+          <w:rFonts w:ascii="TH Sarabun New" w:hAnsi="TH Sarabun New" w:cs="TH Sarabun New" w:eastAsia="TH Sarabun New"/>
+          <w:b w:val="0"/>
+          <w:i/>
+          <w:color w:val="5B616B"/>
+        </w:rPr>
+        <w:t xml:space="preserve"> (สามตัวหลังติดตั้งได้ แต่ผลบน Dev Kit ยังไม่ได้วัด — ลองแล้วจดผลเอง) · FallDetection ติดตั้งได้ แต่ผลบน Dev Kit ยังไม่น่าเชื่อถือ</w:t>
+      </w:r>
+    </w:p>
+    <w:p>
+      <w:r>
+        <w:rPr>
+          <w:rFonts w:ascii="TH Sarabun New" w:hAnsi="TH Sarabun New" w:cs="TH Sarabun New" w:eastAsia="TH Sarabun New"/>
+          <w:b/>
+          <w:i w:val="0"/>
+        </w:rPr>
+        <w:t>6.2 ลองโมเดลจากเมนูบนจอบอร์ด (ไม่ต้องเขียนโค้ด)</w:t>
+      </w:r>
+    </w:p>
+    <w:p>
+      <w:pPr>
+        <w:pStyle w:val="ListBullet"/>
+        <w:spacing w:after="60"/>
+      </w:pPr>
+      <w:r>
+        <w:rPr>
+          <w:rFonts w:ascii="TH Sarabun New" w:hAnsi="TH Sarabun New" w:cs="TH Sarabun New" w:eastAsia="TH Sarabun New"/>
+          <w:b w:val="0"/>
+          <w:i w:val="0"/>
+        </w:rPr>
+        <w:t xml:space="preserve">[ ] หน้าแรกของบอร์ด แตะการ์ด </w:t>
+      </w:r>
+      <w:r>
+        <w:rPr>
+          <w:rFonts w:ascii="TH Sarabun New" w:hAnsi="TH Sarabun New" w:cs="TH Sarabun New" w:eastAsia="TH Sarabun New"/>
+          <w:b/>
+          <w:i w:val="0"/>
+        </w:rPr>
+        <w:t>Edge AI</w:t>
+      </w:r>
+      <w:r>
+        <w:rPr>
+          <w:rFonts w:ascii="TH Sarabun New" w:hAnsi="TH Sarabun New" w:cs="TH Sarabun New" w:eastAsia="TH Sarabun New"/>
+          <w:b w:val="0"/>
+          <w:i w:val="0"/>
+        </w:rPr>
+        <w:t xml:space="preserve"> → แตะรายการโมเดล เลือก </w:t>
+      </w:r>
+      <w:r>
+        <w:rPr>
+          <w:rFonts w:ascii="TH Sarabun New" w:hAnsi="TH Sarabun New" w:cs="TH Sarabun New" w:eastAsia="TH Sarabun New"/>
+          <w:b/>
+          <w:i w:val="0"/>
+        </w:rPr>
+        <w:t>AnomalousVibration</w:t>
+      </w:r>
+      <w:r>
+        <w:rPr>
+          <w:rFonts w:ascii="TH Sarabun New" w:hAnsi="TH Sarabun New" w:cs="TH Sarabun New" w:eastAsia="TH Sarabun New"/>
+          <w:b w:val="0"/>
+          <w:i w:val="0"/>
+        </w:rPr>
+        <w:t xml:space="preserve"> (กลุ่ม IMU ต่อจากโมเดลในตัว · ยังไม่เห็นให้ออกจากเมนูแล้วเปิดใหม่ · ยังไม่ได้ส่ง → </w:t>
+      </w:r>
+      <w:r>
+        <w:rPr>
+          <w:rFonts w:ascii="TH Sarabun New" w:hAnsi="TH Sarabun New" w:cs="TH Sarabun New" w:eastAsia="TH Sarabun New"/>
+          <w:b/>
+          <w:i w:val="0"/>
+        </w:rPr>
+        <w:t>Motion Detection</w:t>
+      </w:r>
+      <w:r>
+        <w:rPr>
+          <w:rFonts w:ascii="TH Sarabun New" w:hAnsi="TH Sarabun New" w:cs="TH Sarabun New" w:eastAsia="TH Sarabun New"/>
+          <w:b w:val="0"/>
+          <w:i w:val="0"/>
+        </w:rPr>
+        <w:t xml:space="preserve">) → กดปุ่มเขียว </w:t>
+      </w:r>
+      <w:r>
+        <w:rPr>
+          <w:rFonts w:ascii="TH Sarabun New" w:hAnsi="TH Sarabun New" w:cs="TH Sarabun New" w:eastAsia="TH Sarabun New"/>
+          <w:b/>
+          <w:i w:val="0"/>
+        </w:rPr>
+        <w:t>Load</w:t>
+      </w:r>
+      <w:r>
+        <w:rPr>
+          <w:rFonts w:ascii="TH Sarabun New" w:hAnsi="TH Sarabun New" w:cs="TH Sarabun New" w:eastAsia="TH Sarabun New"/>
+          <w:b w:val="0"/>
+          <w:i w:val="0"/>
+        </w:rPr>
+        <w:t xml:space="preserve"> จนป้ายสถานะเป็น </w:t>
+      </w:r>
+      <w:r>
+        <w:rPr>
+          <w:rFonts w:ascii="TH Sarabun New" w:hAnsi="TH Sarabun New" w:cs="TH Sarabun New" w:eastAsia="TH Sarabun New"/>
+          <w:b/>
+          <w:i w:val="0"/>
+        </w:rPr>
+        <w:t>RUNNING</w:t>
+      </w:r>
+    </w:p>
+    <w:p>
+      <w:pPr>
+        <w:pStyle w:val="ListBullet"/>
+        <w:spacing w:after="60"/>
+      </w:pPr>
+      <w:r>
+        <w:rPr>
+          <w:rFonts w:ascii="TH Sarabun New" w:hAnsi="TH Sarabun New" w:cs="TH Sarabun New" w:eastAsia="TH Sarabun New"/>
+          <w:b w:val="0"/>
+          <w:i w:val="0"/>
+        </w:rPr>
+        <w:t xml:space="preserve">[ ] วางนิ่ง → เคาะโต๊ะ → เขย่า · คลาสที่ชนะตอนเขย่า: ________ (มั่นใจ ____ %) · </w:t>
+      </w:r>
+      <w:r>
+        <w:rPr>
+          <w:rFonts w:ascii="Consolas" w:hAnsi="Consolas" w:cs="Consolas" w:eastAsia="Consolas"/>
+          <w:b w:val="0"/>
+          <w:i w:val="0"/>
+          <w:sz w:val="21"/>
+        </w:rPr>
+        <w:t>inference:</w:t>
+      </w:r>
+      <w:r>
+        <w:rPr>
+          <w:rFonts w:ascii="TH Sarabun New" w:hAnsi="TH Sarabun New" w:cs="TH Sarabun New" w:eastAsia="TH Sarabun New"/>
+          <w:b w:val="0"/>
+          <w:i w:val="0"/>
+        </w:rPr>
+        <w:t xml:space="preserve"> ประมาณ ______ ms</w:t>
+      </w:r>
+    </w:p>
+    <w:p>
+      <w:pPr>
+        <w:pStyle w:val="ListBullet"/>
+        <w:spacing w:after="60"/>
+      </w:pPr>
+      <w:r>
+        <w:rPr>
+          <w:rFonts w:ascii="TH Sarabun New" w:hAnsi="TH Sarabun New" w:cs="TH Sarabun New" w:eastAsia="TH Sarabun New"/>
+          <w:b w:val="0"/>
+          <w:i w:val="0"/>
+        </w:rPr>
+        <w:t xml:space="preserve">[ ] กดปุ่มเดิมซึ่งตอนนี้เป็น </w:t>
+      </w:r>
+      <w:r>
+        <w:rPr>
+          <w:rFonts w:ascii="TH Sarabun New" w:hAnsi="TH Sarabun New" w:cs="TH Sarabun New" w:eastAsia="TH Sarabun New"/>
+          <w:b/>
+          <w:i w:val="0"/>
+        </w:rPr>
+        <w:t>Stop</w:t>
+      </w:r>
+      <w:r>
+        <w:rPr>
+          <w:rFonts w:ascii="TH Sarabun New" w:hAnsi="TH Sarabun New" w:cs="TH Sarabun New" w:eastAsia="TH Sarabun New"/>
+          <w:b w:val="0"/>
+          <w:i w:val="0"/>
+        </w:rPr>
+        <w:t xml:space="preserve"> สีแดง ☐ (ออกจากหน้านี้เฉย ๆ โมเดลยังรันต่อ)</w:t>
+      </w:r>
+    </w:p>
+    <w:p>
+      <w:r>
+        <w:rPr>
+          <w:rFonts w:ascii="TH Sarabun New" w:hAnsi="TH Sarabun New" w:cs="TH Sarabun New" w:eastAsia="TH Sarabun New"/>
+          <w:b/>
+          <w:i w:val="0"/>
+        </w:rPr>
+        <w:t>6.3 ให้ไฟล์ของเราเรียกโมเดล:</w:t>
+      </w:r>
+      <w:r>
+        <w:rPr>
+          <w:rFonts w:ascii="TH Sarabun New" w:hAnsi="TH Sarabun New" w:cs="TH Sarabun New" w:eastAsia="TH Sarabun New"/>
+          <w:b w:val="0"/>
+          <w:i w:val="0"/>
+        </w:rPr>
+        <w:t xml:space="preserve"> ไฟล์เรียกโมเดลด้วย </w:t>
+      </w:r>
+      <w:r>
+        <w:rPr>
+          <w:rFonts w:ascii="TH Sarabun New" w:hAnsi="TH Sarabun New" w:cs="TH Sarabun New" w:eastAsia="TH Sarabun New"/>
+          <w:b/>
+          <w:i w:val="0"/>
+        </w:rPr>
+        <w:t>ชื่อ</w:t>
+      </w:r>
+      <w:r>
+        <w:rPr>
+          <w:rFonts w:ascii="TH Sarabun New" w:hAnsi="TH Sarabun New" w:cs="TH Sarabun New" w:eastAsia="TH Sarabun New"/>
+          <w:b w:val="0"/>
+          <w:i w:val="0"/>
+        </w:rPr>
+        <w:t xml:space="preserve"> เท่านั้น ตามลำดับใน </w:t>
+      </w:r>
+      <w:r>
+        <w:rPr>
+          <w:rFonts w:ascii="Consolas" w:hAnsi="Consolas" w:cs="Consolas" w:eastAsia="Consolas"/>
+          <w:b w:val="0"/>
+          <w:i w:val="0"/>
+          <w:sz w:val="21"/>
+        </w:rPr>
+        <w:t>MODEL_KEYS = ("AnomalousVibration", "Motion")</w:t>
+      </w:r>
+      <w:r>
+        <w:rPr>
+          <w:rFonts w:ascii="TH Sarabun New" w:hAnsi="TH Sarabun New" w:cs="TH Sarabun New" w:eastAsia="TH Sarabun New"/>
+          <w:b w:val="0"/>
+          <w:i w:val="0"/>
+        </w:rPr>
+        <w:t xml:space="preserve"> — AnomalousVibration ก่อน ถ้าไม่มีหรือเลือกไม่สำเร็จจึงใช้ Motion ที่ติดมากับบอร์ด (Imagimob DEEPCRAFT ของ Infineon) · ไฟล์หาโมเดลด้วย </w:t>
+      </w:r>
+      <w:r>
+        <w:rPr>
+          <w:rFonts w:ascii="Consolas" w:hAnsi="Consolas" w:cs="Consolas" w:eastAsia="Consolas"/>
+          <w:b w:val="0"/>
+          <w:i w:val="0"/>
+          <w:sz w:val="21"/>
+        </w:rPr>
+        <w:t>edge_ai.models()</w:t>
+      </w:r>
+      <w:r>
+        <w:rPr>
+          <w:rFonts w:ascii="TH Sarabun New" w:hAnsi="TH Sarabun New" w:cs="TH Sarabun New" w:eastAsia="TH Sarabun New"/>
+          <w:b w:val="0"/>
+          <w:i w:val="0"/>
+        </w:rPr>
+        <w:t xml:space="preserve"> แล้วเก็บแค่ลำดับ ชื่อ และชื่อคลาส (ไม่พิมพ์ทั้งแถว) · เริ่มด้วย </w:t>
+      </w:r>
+      <w:r>
+        <w:rPr>
+          <w:rFonts w:ascii="Consolas" w:hAnsi="Consolas" w:cs="Consolas" w:eastAsia="Consolas"/>
+          <w:b w:val="0"/>
+          <w:i w:val="0"/>
+          <w:sz w:val="21"/>
+        </w:rPr>
+        <w:t>edge_ai.select(ลำดับ)</w:t>
+      </w:r>
+      <w:r>
+        <w:rPr>
+          <w:rFonts w:ascii="TH Sarabun New" w:hAnsi="TH Sarabun New" w:cs="TH Sarabun New" w:eastAsia="TH Sarabun New"/>
+          <w:b w:val="0"/>
+          <w:i w:val="0"/>
+        </w:rPr>
+        <w:t xml:space="preserve"> · อ่านคำตอบด้วย </w:t>
+      </w:r>
+      <w:r>
+        <w:rPr>
+          <w:rFonts w:ascii="Consolas" w:hAnsi="Consolas" w:cs="Consolas" w:eastAsia="Consolas"/>
+          <w:b w:val="0"/>
+          <w:i w:val="0"/>
+          <w:sz w:val="21"/>
+        </w:rPr>
+        <w:t>edge_ai.result()</w:t>
+      </w:r>
+      <w:r>
+        <w:rPr>
+          <w:rFonts w:ascii="TH Sarabun New" w:hAnsi="TH Sarabun New" w:cs="TH Sarabun New" w:eastAsia="TH Sarabun New"/>
+          <w:b w:val="0"/>
+          <w:i w:val="0"/>
+        </w:rPr>
+        <w:t xml:space="preserve"> · จบด้วย </w:t>
+      </w:r>
+      <w:r>
+        <w:rPr>
+          <w:rFonts w:ascii="Consolas" w:hAnsi="Consolas" w:cs="Consolas" w:eastAsia="Consolas"/>
+          <w:b w:val="0"/>
+          <w:i w:val="0"/>
+          <w:sz w:val="21"/>
+        </w:rPr>
+        <w:t>edge_ai.stop()</w:t>
+      </w:r>
+      <w:r>
+        <w:rPr>
+          <w:rFonts w:ascii="TH Sarabun New" w:hAnsi="TH Sarabun New" w:cs="TH Sarabun New" w:eastAsia="TH Sarabun New"/>
+          <w:b w:val="0"/>
+          <w:i w:val="0"/>
+        </w:rPr>
+        <w:t xml:space="preserve"> · ตัวกันเตือนผิด = </w:t>
+      </w:r>
+      <w:r>
+        <w:rPr>
+          <w:rFonts w:ascii="TH Sarabun New" w:hAnsi="TH Sarabun New" w:cs="TH Sarabun New" w:eastAsia="TH Sarabun New"/>
+          <w:b/>
+          <w:i w:val="0"/>
+        </w:rPr>
+        <w:t>ความมั่นใจขั้นต่ำ</w:t>
+      </w:r>
+      <w:r>
+        <w:rPr>
+          <w:rFonts w:ascii="TH Sarabun New" w:hAnsi="TH Sarabun New" w:cs="TH Sarabun New" w:eastAsia="TH Sarabun New"/>
+          <w:b w:val="0"/>
+          <w:i w:val="0"/>
+        </w:rPr>
+        <w:t xml:space="preserve"> </w:t>
+      </w:r>
+      <w:r>
+        <w:rPr>
+          <w:rFonts w:ascii="Consolas" w:hAnsi="Consolas" w:cs="Consolas" w:eastAsia="Consolas"/>
+          <w:b w:val="0"/>
+          <w:i w:val="0"/>
+          <w:sz w:val="21"/>
+        </w:rPr>
+        <w:t>CONF_MIN</w:t>
+      </w:r>
+      <w:r>
+        <w:rPr>
+          <w:rFonts w:ascii="TH Sarabun New" w:hAnsi="TH Sarabun New" w:cs="TH Sarabun New" w:eastAsia="TH Sarabun New"/>
+          <w:b w:val="0"/>
+          <w:i w:val="0"/>
+        </w:rPr>
+        <w:t xml:space="preserve"> + </w:t>
+      </w:r>
+      <w:r>
+        <w:rPr>
+          <w:rFonts w:ascii="TH Sarabun New" w:hAnsi="TH Sarabun New" w:cs="TH Sarabun New" w:eastAsia="TH Sarabun New"/>
+          <w:b/>
+          <w:i w:val="0"/>
+        </w:rPr>
+        <w:t>คลาสอันตรายต้องชนะติดกัน</w:t>
+      </w:r>
+      <w:r>
+        <w:rPr>
+          <w:rFonts w:ascii="TH Sarabun New" w:hAnsi="TH Sarabun New" w:cs="TH Sarabun New" w:eastAsia="TH Sarabun New"/>
+          <w:b w:val="0"/>
+          <w:i w:val="0"/>
+        </w:rPr>
+        <w:t xml:space="preserve"> </w:t>
+      </w:r>
+      <w:r>
+        <w:rPr>
+          <w:rFonts w:ascii="Consolas" w:hAnsi="Consolas" w:cs="Consolas" w:eastAsia="Consolas"/>
+          <w:b w:val="0"/>
+          <w:i w:val="0"/>
+          <w:sz w:val="21"/>
+        </w:rPr>
+        <w:t>CONFIRM_N</w:t>
+      </w:r>
+      <w:r>
+        <w:rPr>
+          <w:rFonts w:ascii="TH Sarabun New" w:hAnsi="TH Sarabun New" w:cs="TH Sarabun New" w:eastAsia="TH Sarabun New"/>
+          <w:b w:val="0"/>
+          <w:i w:val="0"/>
+        </w:rPr>
+        <w:t xml:space="preserve"> ครั้ง</w:t>
+      </w:r>
+    </w:p>
+    <w:p>
+      <w:pPr>
+        <w:pStyle w:val="ListBullet"/>
+        <w:spacing w:after="60"/>
+      </w:pPr>
+      <w:r>
+        <w:rPr>
+          <w:rFonts w:ascii="TH Sarabun New" w:hAnsi="TH Sarabun New" w:cs="TH Sarabun New" w:eastAsia="TH Sarabun New"/>
+          <w:b w:val="0"/>
+          <w:i w:val="0"/>
+        </w:rPr>
+        <w:t>[ ] รันไฟล์ แถวบนจอขึ้น "โมเดล: ____________________" (โมเดลที่ฟังไมค์จะมี "(ฟังไมค์)" ต่อท้าย) · ชื่อคลาสในการ์ด "คะแนนทุกคลาส (%)": ____________________</w:t>
+      </w:r>
+    </w:p>
+    <w:p>
+      <w:pPr>
+        <w:pStyle w:val="ListBullet"/>
+        <w:spacing w:after="60"/>
+      </w:pPr>
+      <w:r>
+        <w:rPr>
+          <w:rFonts w:ascii="TH Sarabun New" w:hAnsi="TH Sarabun New" w:cs="TH Sarabun New" w:eastAsia="TH Sarabun New"/>
+          <w:b w:val="0"/>
+          <w:i w:val="0"/>
+        </w:rPr>
+        <w:t>[ ] ☐ จอค้างที่ "โหลดโมเดลไม่สำเร็จ" → กด Stop ในเมนู Edge AI (ถ้ายังรันอยู่) หรือกด RESET แล้วรันใหม่</w:t>
+      </w:r>
+    </w:p>
+    <w:p>
+      <w:pPr>
+        <w:pStyle w:val="ListBullet"/>
+        <w:spacing w:after="60"/>
+      </w:pPr>
+      <w:r>
+        <w:rPr>
+          <w:rFonts w:ascii="TH Sarabun New" w:hAnsi="TH Sarabun New" w:cs="TH Sarabun New" w:eastAsia="TH Sarabun New"/>
+          <w:b w:val="0"/>
+          <w:i w:val="0"/>
+        </w:rPr>
+        <w:t>[ ] ☐ จอขึ้น "ไม่พบโมเดล AnomalousVibration / Motion บนบอร์ดนี้" → ข้ามคอลัมน์ AI ในตารางแข่ง (ขอดูบอร์ดของทีมข้าง ๆ ได้) แล้วทำ Code Quest ด้านล่างต่อ ไม่ต้องรอใคร</w:t>
       </w:r>
     </w:p>
     <w:p>
@@ -12046,6 +12669,140 @@
     </w:p>
     <w:p>
       <w:pPr>
+        <w:keepLines/>
+        <w:pBdr>
+          <w:left w:val="single" w:sz="18" w:space="8" w:color="2E5496"/>
+        </w:pBdr>
+        <w:shd w:val="clear" w:fill="F1F5FB"/>
+        <w:spacing w:before="120" w:after="160" w:line="274" w:lineRule="auto"/>
+        <w:ind w:left="283" w:right="113"/>
+      </w:pPr>
+      <w:r>
+        <w:rPr>
+          <w:rFonts w:ascii="TH Sarabun New" w:hAnsi="TH Sarabun New" w:cs="TH Sarabun New" w:eastAsia="TH Sarabun New"/>
+          <w:b w:val="0"/>
+          <w:i/>
+          <w:color w:val="5B616B"/>
+        </w:rPr>
+        <w:t>โจทย์ใช้ชื่อคลาสของ Motion (</w:t>
+      </w:r>
+      <w:r>
+        <w:rPr>
+          <w:rFonts w:ascii="Consolas" w:hAnsi="Consolas" w:cs="Consolas" w:eastAsia="Consolas"/>
+          <w:b w:val="0"/>
+          <w:i/>
+          <w:color w:val="5B616B"/>
+          <w:sz w:val="21"/>
+        </w:rPr>
+        <w:t>shaking</w:t>
+      </w:r>
+      <w:r>
+        <w:rPr>
+          <w:rFonts w:ascii="TH Sarabun New" w:hAnsi="TH Sarabun New" w:cs="TH Sarabun New" w:eastAsia="TH Sarabun New"/>
+          <w:b w:val="0"/>
+          <w:i/>
+          <w:color w:val="5B616B"/>
+        </w:rPr>
+        <w:t xml:space="preserve"> · </w:t>
+      </w:r>
+      <w:r>
+        <w:rPr>
+          <w:rFonts w:ascii="Consolas" w:hAnsi="Consolas" w:cs="Consolas" w:eastAsia="Consolas"/>
+          <w:b w:val="0"/>
+          <w:i/>
+          <w:color w:val="5B616B"/>
+          <w:sz w:val="21"/>
+        </w:rPr>
+        <w:t>idle</w:t>
+      </w:r>
+      <w:r>
+        <w:rPr>
+          <w:rFonts w:ascii="TH Sarabun New" w:hAnsi="TH Sarabun New" w:cs="TH Sarabun New" w:eastAsia="TH Sarabun New"/>
+          <w:b w:val="0"/>
+          <w:i/>
+          <w:color w:val="5B616B"/>
+        </w:rPr>
+        <w:t xml:space="preserve">) · บอร์ดที่ใช้ AnomalousVibration ให้อ่าน </w:t>
+      </w:r>
+      <w:r>
+        <w:rPr>
+          <w:rFonts w:ascii="Consolas" w:hAnsi="Consolas" w:cs="Consolas" w:eastAsia="Consolas"/>
+          <w:b w:val="0"/>
+          <w:i/>
+          <w:color w:val="5B616B"/>
+          <w:sz w:val="21"/>
+        </w:rPr>
+        <w:t>shaking</w:t>
+      </w:r>
+      <w:r>
+        <w:rPr>
+          <w:rFonts w:ascii="TH Sarabun New" w:hAnsi="TH Sarabun New" w:cs="TH Sarabun New" w:eastAsia="TH Sarabun New"/>
+          <w:b w:val="0"/>
+          <w:i/>
+          <w:color w:val="5B616B"/>
+        </w:rPr>
+        <w:t xml:space="preserve"> เป็น </w:t>
+      </w:r>
+      <w:r>
+        <w:rPr>
+          <w:rFonts w:ascii="Consolas" w:hAnsi="Consolas" w:cs="Consolas" w:eastAsia="Consolas"/>
+          <w:b w:val="0"/>
+          <w:i/>
+          <w:color w:val="5B616B"/>
+          <w:sz w:val="21"/>
+        </w:rPr>
+        <w:t>anomaly</w:t>
+      </w:r>
+      <w:r>
+        <w:rPr>
+          <w:rFonts w:ascii="TH Sarabun New" w:hAnsi="TH Sarabun New" w:cs="TH Sarabun New" w:eastAsia="TH Sarabun New"/>
+          <w:b w:val="0"/>
+          <w:i/>
+          <w:color w:val="5B616B"/>
+        </w:rPr>
+        <w:t xml:space="preserve"> และ </w:t>
+      </w:r>
+      <w:r>
+        <w:rPr>
+          <w:rFonts w:ascii="Consolas" w:hAnsi="Consolas" w:cs="Consolas" w:eastAsia="Consolas"/>
+          <w:b w:val="0"/>
+          <w:i/>
+          <w:color w:val="5B616B"/>
+          <w:sz w:val="21"/>
+        </w:rPr>
+        <w:t>idle</w:t>
+      </w:r>
+      <w:r>
+        <w:rPr>
+          <w:rFonts w:ascii="TH Sarabun New" w:hAnsi="TH Sarabun New" w:cs="TH Sarabun New" w:eastAsia="TH Sarabun New"/>
+          <w:b w:val="0"/>
+          <w:i/>
+          <w:color w:val="5B616B"/>
+        </w:rPr>
+        <w:t xml:space="preserve"> เป็น </w:t>
+      </w:r>
+      <w:r>
+        <w:rPr>
+          <w:rFonts w:ascii="Consolas" w:hAnsi="Consolas" w:cs="Consolas" w:eastAsia="Consolas"/>
+          <w:b w:val="0"/>
+          <w:i/>
+          <w:color w:val="5B616B"/>
+          <w:sz w:val="21"/>
+        </w:rPr>
+        <w:t>unlabeled</w:t>
+      </w:r>
+      <w:r>
+        <w:rPr>
+          <w:rFonts w:ascii="TH Sarabun New" w:hAnsi="TH Sarabun New" w:cs="TH Sarabun New" w:eastAsia="TH Sarabun New"/>
+          <w:b w:val="0"/>
+          <w:i/>
+          <w:color w:val="5B616B"/>
+        </w:rPr>
+        <w:t xml:space="preserve"> — กฎและเฉลยเหมือนกันทุกข้อ</w:t>
+      </w:r>
+    </w:p>
+    <w:p>
+      <w:pPr>
         <w:pStyle w:val="ListBullet"/>
         <w:spacing w:after="60"/>
       </w:pPr>
@@ -12980,6 +13737,385 @@
     </w:p>
     <w:p>
       <w:pPr>
+        <w:pStyle w:val="Heading3"/>
+      </w:pPr>
+      <w:r>
+        <w:rPr>
+          <w:rFonts w:ascii="TH Sarabun New" w:hAnsi="TH Sarabun New" w:cs="TH Sarabun New" w:eastAsia="TH Sarabun New"/>
+          <w:b/>
+          <w:i w:val="0"/>
+          <w:color w:val="2E5496"/>
+        </w:rPr>
+        <w:t>6.4 ต่อยอด (ถ้ามีเวลา / การบ้าน) — ส่งผล AI ขึ้น MQTT (</w:t>
+      </w:r>
+      <w:r>
+        <w:rPr>
+          <w:rFonts w:ascii="TH Sarabun New" w:hAnsi="TH Sarabun New" w:cs="TH Sarabun New" w:eastAsia="TH Sarabun New"/>
+          <w:b/>
+          <w:i w:val="0"/>
+          <w:color w:val="2E5496"/>
+          <w:sz w:val="21"/>
+        </w:rPr>
+        <w:t>sf3_06_ai_to_mqtt.py</w:t>
+      </w:r>
+      <w:r>
+        <w:rPr>
+          <w:rFonts w:ascii="TH Sarabun New" w:hAnsi="TH Sarabun New" w:cs="TH Sarabun New" w:eastAsia="TH Sarabun New"/>
+          <w:b/>
+          <w:i w:val="0"/>
+          <w:color w:val="2E5496"/>
+        </w:rPr>
+        <w:t>)</w:t>
+      </w:r>
+    </w:p>
+    <w:p>
+      <w:r>
+        <w:rPr>
+          <w:rFonts w:ascii="TH Sarabun New" w:hAnsi="TH Sarabun New" w:cs="TH Sarabun New" w:eastAsia="TH Sarabun New"/>
+          <w:b w:val="0"/>
+          <w:i w:val="0"/>
+        </w:rPr>
+        <w:t xml:space="preserve">ไฟล์นี้ส่ง </w:t>
+      </w:r>
+      <w:r>
+        <w:rPr>
+          <w:rFonts w:ascii="TH Sarabun New" w:hAnsi="TH Sarabun New" w:cs="TH Sarabun New" w:eastAsia="TH Sarabun New"/>
+          <w:b/>
+          <w:i w:val="0"/>
+        </w:rPr>
+        <w:t>ผลสรุป</w:t>
+      </w:r>
+      <w:r>
+        <w:rPr>
+          <w:rFonts w:ascii="TH Sarabun New" w:hAnsi="TH Sarabun New" w:cs="TH Sarabun New" w:eastAsia="TH Sarabun New"/>
+          <w:b w:val="0"/>
+          <w:i w:val="0"/>
+        </w:rPr>
+        <w:t xml:space="preserve"> ของ AI (ไม่ใช่ข้อมูลดิบ) ขึ้นหัวข้อ </w:t>
+      </w:r>
+      <w:r>
+        <w:rPr>
+          <w:rFonts w:ascii="Consolas" w:hAnsi="Consolas" w:cs="Consolas" w:eastAsia="Consolas"/>
+          <w:b w:val="0"/>
+          <w:i w:val="0"/>
+          <w:sz w:val="21"/>
+        </w:rPr>
+        <w:t>bento-aiot/&lt;TEAM&gt;/ai</w:t>
+      </w:r>
+      <w:r>
+        <w:rPr>
+          <w:rFonts w:ascii="TH Sarabun New" w:hAnsi="TH Sarabun New" w:cs="TH Sarabun New" w:eastAsia="TH Sarabun New"/>
+          <w:b w:val="0"/>
+          <w:i w:val="0"/>
+        </w:rPr>
+        <w:t xml:space="preserve"> เมื่อป้ายเปลี่ยน และส่งซ้ำทุก 2 วินาทีเป็นสัญญาณชีพ (heartbeat) · ข้อความหนึ่งใบมี </w:t>
+      </w:r>
+      <w:r>
+        <w:rPr>
+          <w:rFonts w:ascii="Consolas" w:hAnsi="Consolas" w:cs="Consolas" w:eastAsia="Consolas"/>
+          <w:b w:val="0"/>
+          <w:i w:val="0"/>
+          <w:sz w:val="21"/>
+        </w:rPr>
+        <w:t>id</w:t>
+      </w:r>
+      <w:r>
+        <w:rPr>
+          <w:rFonts w:ascii="TH Sarabun New" w:hAnsi="TH Sarabun New" w:cs="TH Sarabun New" w:eastAsia="TH Sarabun New"/>
+          <w:b w:val="0"/>
+          <w:i w:val="0"/>
+        </w:rPr>
+        <w:t xml:space="preserve"> </w:t>
+      </w:r>
+      <w:r>
+        <w:rPr>
+          <w:rFonts w:ascii="Consolas" w:hAnsi="Consolas" w:cs="Consolas" w:eastAsia="Consolas"/>
+          <w:b w:val="0"/>
+          <w:i w:val="0"/>
+          <w:sz w:val="21"/>
+        </w:rPr>
+        <w:t>n</w:t>
+      </w:r>
+      <w:r>
+        <w:rPr>
+          <w:rFonts w:ascii="TH Sarabun New" w:hAnsi="TH Sarabun New" w:cs="TH Sarabun New" w:eastAsia="TH Sarabun New"/>
+          <w:b w:val="0"/>
+          <w:i w:val="0"/>
+        </w:rPr>
+        <w:t xml:space="preserve"> </w:t>
+      </w:r>
+      <w:r>
+        <w:rPr>
+          <w:rFonts w:ascii="Consolas" w:hAnsi="Consolas" w:cs="Consolas" w:eastAsia="Consolas"/>
+          <w:b w:val="0"/>
+          <w:i w:val="0"/>
+          <w:sz w:val="21"/>
+        </w:rPr>
+        <w:t>model</w:t>
+      </w:r>
+      <w:r>
+        <w:rPr>
+          <w:rFonts w:ascii="TH Sarabun New" w:hAnsi="TH Sarabun New" w:cs="TH Sarabun New" w:eastAsia="TH Sarabun New"/>
+          <w:b w:val="0"/>
+          <w:i w:val="0"/>
+        </w:rPr>
+        <w:t xml:space="preserve"> </w:t>
+      </w:r>
+      <w:r>
+        <w:rPr>
+          <w:rFonts w:ascii="Consolas" w:hAnsi="Consolas" w:cs="Consolas" w:eastAsia="Consolas"/>
+          <w:b w:val="0"/>
+          <w:i w:val="0"/>
+          <w:sz w:val="21"/>
+        </w:rPr>
+        <w:t>label</w:t>
+      </w:r>
+      <w:r>
+        <w:rPr>
+          <w:rFonts w:ascii="TH Sarabun New" w:hAnsi="TH Sarabun New" w:cs="TH Sarabun New" w:eastAsia="TH Sarabun New"/>
+          <w:b w:val="0"/>
+          <w:i w:val="0"/>
+        </w:rPr>
+        <w:t xml:space="preserve"> </w:t>
+      </w:r>
+      <w:r>
+        <w:rPr>
+          <w:rFonts w:ascii="Consolas" w:hAnsi="Consolas" w:cs="Consolas" w:eastAsia="Consolas"/>
+          <w:b w:val="0"/>
+          <w:i w:val="0"/>
+          <w:sz w:val="21"/>
+        </w:rPr>
+        <w:t>conf</w:t>
+      </w:r>
+      <w:r>
+        <w:rPr>
+          <w:rFonts w:ascii="TH Sarabun New" w:hAnsi="TH Sarabun New" w:cs="TH Sarabun New" w:eastAsia="TH Sarabun New"/>
+          <w:b w:val="0"/>
+          <w:i w:val="0"/>
+        </w:rPr>
+        <w:t xml:space="preserve"> (%)</w:t>
+      </w:r>
+    </w:p>
+    <w:p>
+      <w:pPr>
+        <w:pStyle w:val="ListBullet"/>
+        <w:spacing w:after="60"/>
+      </w:pPr>
+      <w:r>
+        <w:rPr>
+          <w:rFonts w:ascii="TH Sarabun New" w:hAnsi="TH Sarabun New" w:cs="TH Sarabun New" w:eastAsia="TH Sarabun New"/>
+          <w:b w:val="0"/>
+          <w:i w:val="0"/>
+        </w:rPr>
+        <w:t xml:space="preserve">[ ] แก้ </w:t>
+      </w:r>
+      <w:r>
+        <w:rPr>
+          <w:rFonts w:ascii="Consolas" w:hAnsi="Consolas" w:cs="Consolas" w:eastAsia="Consolas"/>
+          <w:b w:val="0"/>
+          <w:i w:val="0"/>
+          <w:sz w:val="21"/>
+        </w:rPr>
+        <w:t>WIFI_SSID</w:t>
+      </w:r>
+      <w:r>
+        <w:rPr>
+          <w:rFonts w:ascii="TH Sarabun New" w:hAnsi="TH Sarabun New" w:cs="TH Sarabun New" w:eastAsia="TH Sarabun New"/>
+          <w:b w:val="0"/>
+          <w:i w:val="0"/>
+        </w:rPr>
+        <w:t xml:space="preserve"> </w:t>
+      </w:r>
+      <w:r>
+        <w:rPr>
+          <w:rFonts w:ascii="Consolas" w:hAnsi="Consolas" w:cs="Consolas" w:eastAsia="Consolas"/>
+          <w:b w:val="0"/>
+          <w:i w:val="0"/>
+          <w:sz w:val="21"/>
+        </w:rPr>
+        <w:t>WIFI_PASS</w:t>
+      </w:r>
+      <w:r>
+        <w:rPr>
+          <w:rFonts w:ascii="TH Sarabun New" w:hAnsi="TH Sarabun New" w:cs="TH Sarabun New" w:eastAsia="TH Sarabun New"/>
+          <w:b w:val="0"/>
+          <w:i w:val="0"/>
+        </w:rPr>
+        <w:t xml:space="preserve"> </w:t>
+      </w:r>
+      <w:r>
+        <w:rPr>
+          <w:rFonts w:ascii="Consolas" w:hAnsi="Consolas" w:cs="Consolas" w:eastAsia="Consolas"/>
+          <w:b w:val="0"/>
+          <w:i w:val="0"/>
+          <w:sz w:val="21"/>
+        </w:rPr>
+        <w:t>TEAM</w:t>
+      </w:r>
+      <w:r>
+        <w:rPr>
+          <w:rFonts w:ascii="TH Sarabun New" w:hAnsi="TH Sarabun New" w:cs="TH Sarabun New" w:eastAsia="TH Sarabun New"/>
+          <w:b w:val="0"/>
+          <w:i w:val="0"/>
+        </w:rPr>
+        <w:t xml:space="preserve"> (team01–team99 · ยังเป็น teamXX = ไม่ต่อเน็ต พิมพ์ผลลง Console แทน) แล้วรัน</w:t>
+      </w:r>
+    </w:p>
+    <w:p>
+      <w:pPr>
+        <w:pStyle w:val="ListBullet"/>
+        <w:spacing w:after="60"/>
+      </w:pPr>
+      <w:r>
+        <w:rPr>
+          <w:rFonts w:ascii="TH Sarabun New" w:hAnsi="TH Sarabun New" w:cs="TH Sarabun New" w:eastAsia="TH Sarabun New"/>
+          <w:b w:val="0"/>
+          <w:i w:val="0"/>
+        </w:rPr>
+        <w:t xml:space="preserve">[ ] เปิดแดชบอร์ดของคอร์ส &lt;https://advance-innovation-centre-aic.github.io/aiot-development-for-smart-farm/apps/web-dashboard/&gt; ใส่ TEAM เดียวกัน หรือพิมพ์บนโน้ตบุ๊ก </w:t>
+      </w:r>
+      <w:r>
+        <w:rPr>
+          <w:rFonts w:ascii="Consolas" w:hAnsi="Consolas" w:cs="Consolas" w:eastAsia="Consolas"/>
+          <w:b w:val="0"/>
+          <w:i w:val="0"/>
+          <w:sz w:val="21"/>
+        </w:rPr>
+        <w:t>mosquitto_sub -h broker.hivemq.com -t 'bento-aiot/team__/ai' -v</w:t>
+      </w:r>
+    </w:p>
+    <w:p>
+      <w:pPr>
+        <w:pStyle w:val="ListBullet"/>
+        <w:spacing w:after="60"/>
+      </w:pPr>
+      <w:r>
+        <w:rPr>
+          <w:rFonts w:ascii="TH Sarabun New" w:hAnsi="TH Sarabun New" w:cs="TH Sarabun New" w:eastAsia="TH Sarabun New"/>
+          <w:b w:val="0"/>
+          <w:i w:val="0"/>
+        </w:rPr>
+        <w:t xml:space="preserve">[ ] </w:t>
+      </w:r>
+      <w:r>
+        <w:rPr>
+          <w:rFonts w:ascii="TH Sarabun New" w:hAnsi="TH Sarabun New" w:cs="TH Sarabun New" w:eastAsia="TH Sarabun New"/>
+          <w:b/>
+          <w:i w:val="0"/>
+        </w:rPr>
+        <w:t>เดาก่อนรัน:</w:t>
+      </w:r>
+      <w:r>
+        <w:rPr>
+          <w:rFonts w:ascii="TH Sarabun New" w:hAnsi="TH Sarabun New" w:cs="TH Sarabun New" w:eastAsia="TH Sarabun New"/>
+          <w:b w:val="0"/>
+          <w:i w:val="0"/>
+        </w:rPr>
+        <w:t xml:space="preserve"> วางบอร์ดนิ่ง 10 วินาที จะได้ข้อความประมาณ ______ ใบ · รันจริงได้ ______ ใบ ☐ ตรง ☐ ไม่ตรง</w:t>
+      </w:r>
+    </w:p>
+    <w:p>
+      <w:pPr>
+        <w:pStyle w:val="ListBullet"/>
+        <w:spacing w:after="60"/>
+      </w:pPr>
+      <w:r>
+        <w:rPr>
+          <w:rFonts w:ascii="TH Sarabun New" w:hAnsi="TH Sarabun New" w:cs="TH Sarabun New" w:eastAsia="TH Sarabun New"/>
+          <w:b w:val="0"/>
+          <w:i w:val="0"/>
+        </w:rPr>
+        <w:t>[ ] เขย่า: ป้ายใหม่มาถึงแอปภายใน ☐ ไม่ถึง 1 วินาที ☐ ราว 2 วินาที ☐ นานกว่านั้น</w:t>
+      </w:r>
+    </w:p>
+    <w:p>
+      <w:pPr>
+        <w:pStyle w:val="ListBullet"/>
+        <w:spacing w:after="60"/>
+      </w:pPr>
+      <w:r>
+        <w:rPr>
+          <w:rFonts w:ascii="TH Sarabun New" w:hAnsi="TH Sarabun New" w:cs="TH Sarabun New" w:eastAsia="TH Sarabun New"/>
+          <w:b w:val="0"/>
+          <w:i w:val="0"/>
+        </w:rPr>
+        <w:t xml:space="preserve">[ ] </w:t>
+      </w:r>
+      <w:r>
+        <w:rPr>
+          <w:rFonts w:ascii="TH Sarabun New" w:hAnsi="TH Sarabun New" w:cs="TH Sarabun New" w:eastAsia="TH Sarabun New"/>
+          <w:b/>
+          <w:i w:val="0"/>
+        </w:rPr>
+        <w:t>แก้:</w:t>
+      </w:r>
+      <w:r>
+        <w:rPr>
+          <w:rFonts w:ascii="TH Sarabun New" w:hAnsi="TH Sarabun New" w:cs="TH Sarabun New" w:eastAsia="TH Sarabun New"/>
+          <w:b w:val="0"/>
+          <w:i w:val="0"/>
+        </w:rPr>
+        <w:t xml:space="preserve"> ตั้ง </w:t>
+      </w:r>
+      <w:r>
+        <w:rPr>
+          <w:rFonts w:ascii="Consolas" w:hAnsi="Consolas" w:cs="Consolas" w:eastAsia="Consolas"/>
+          <w:b w:val="0"/>
+          <w:i w:val="0"/>
+          <w:sz w:val="21"/>
+        </w:rPr>
+        <w:t>HEARTBEAT_MS = 10000</w:t>
+      </w:r>
+      <w:r>
+        <w:rPr>
+          <w:rFonts w:ascii="TH Sarabun New" w:hAnsi="TH Sarabun New" w:cs="TH Sarabun New" w:eastAsia="TH Sarabun New"/>
+          <w:b w:val="0"/>
+          <w:i w:val="0"/>
+        </w:rPr>
+        <w:t xml:space="preserve"> วางนิ่ง 10 วินาทีได้ ______ ใบ · ข้อดีและข้อเสียของ heartbeat ที่ห่างขึ้น: ____________________</w:t>
+      </w:r>
+    </w:p>
+    <w:p>
+      <w:pPr>
+        <w:keepLines/>
+        <w:pBdr>
+          <w:left w:val="single" w:sz="18" w:space="8" w:color="2E5496"/>
+        </w:pBdr>
+        <w:shd w:val="clear" w:fill="F1F5FB"/>
+        <w:spacing w:before="120" w:after="160" w:line="274" w:lineRule="auto"/>
+        <w:ind w:left="283" w:right="113"/>
+      </w:pPr>
+      <w:r>
+        <w:rPr>
+          <w:rFonts w:ascii="TH Sarabun New" w:hAnsi="TH Sarabun New" w:cs="TH Sarabun New" w:eastAsia="TH Sarabun New"/>
+          <w:b w:val="0"/>
+          <w:i/>
+          <w:color w:val="5B616B"/>
+        </w:rPr>
+        <w:t xml:space="preserve">เฉลยข้อเดา: 4–5 ใบถ้าป้ายนิ่ง (heartbeat ทุกราว 2 วินาที) · ได้มากกว่านี้มาก = ป้ายกระพริบไปมา ดูค่า </w:t>
+      </w:r>
+      <w:r>
+        <w:rPr>
+          <w:rFonts w:ascii="Consolas" w:hAnsi="Consolas" w:cs="Consolas" w:eastAsia="Consolas"/>
+          <w:b w:val="0"/>
+          <w:i/>
+          <w:color w:val="5B616B"/>
+          <w:sz w:val="21"/>
+        </w:rPr>
+        <w:t>label</w:t>
+      </w:r>
+      <w:r>
+        <w:rPr>
+          <w:rFonts w:ascii="TH Sarabun New" w:hAnsi="TH Sarabun New" w:cs="TH Sarabun New" w:eastAsia="TH Sarabun New"/>
+          <w:b w:val="0"/>
+          <w:i/>
+          <w:color w:val="5B616B"/>
+        </w:rPr>
+        <w:t xml:space="preserve"> ในข้อความ · ตั้ง 10000 เหลือราว 1 ใบ: ประหยัดเน็ต แต่แอปรู้ช้าลงว่าบอร์ดหายไป (ลองเสร็จตั้งกลับเป็น 2000)</w:t>
+      </w:r>
+    </w:p>
+    <w:p>
+      <w:pPr>
         <w:pBdr>
           <w:bottom w:val="single" w:sz="6" w:space="1" w:color="9DB2D4"/>
         </w:pBdr>
@@ -13382,7 +14518,57 @@
           <w:b w:val="0"/>
           <w:i w:val="0"/>
         </w:rPr>
-        <w:t xml:space="preserve"> แล้วไฟปั๊มติดราว 10 วินาที และแถบล่างขึ้น "แอป: pump 10 วิ" ☐ · ส่ง </w:t>
+        <w:t xml:space="preserve"> แล้วไฟปั๊มติดราว 10 วินาที และแถบล่างขึ้น "แอป: pump 10 วิ" ☐ · หมุน VR2 ให้ดินแห้งจนไฟปั๊มติด แล้วกดปุ่ม </w:t>
+      </w:r>
+      <w:r>
+        <w:rPr>
+          <w:rFonts w:ascii="TH Sarabun New" w:hAnsi="TH Sarabun New" w:cs="TH Sarabun New" w:eastAsia="TH Sarabun New"/>
+          <w:b/>
+          <w:i w:val="0"/>
+        </w:rPr>
+        <w:t>ปิดปั๊ม</w:t>
+      </w:r>
+      <w:r>
+        <w:rPr>
+          <w:rFonts w:ascii="TH Sarabun New" w:hAnsi="TH Sarabun New" w:cs="TH Sarabun New" w:eastAsia="TH Sarabun New"/>
+          <w:b w:val="0"/>
+          <w:i w:val="0"/>
+        </w:rPr>
+        <w:t xml:space="preserve"> ใน </w:t>
+      </w:r>
+      <w:r>
+        <w:rPr>
+          <w:rFonts w:ascii="Consolas" w:hAnsi="Consolas" w:cs="Consolas" w:eastAsia="Consolas"/>
+          <w:b w:val="0"/>
+          <w:i w:val="0"/>
+          <w:sz w:val="21"/>
+        </w:rPr>
+        <w:t>farm_web.html</w:t>
+      </w:r>
+      <w:r>
+        <w:rPr>
+          <w:rFonts w:ascii="TH Sarabun New" w:hAnsi="TH Sarabun New" w:cs="TH Sarabun New" w:eastAsia="TH Sarabun New"/>
+          <w:b w:val="0"/>
+          <w:i w:val="0"/>
+        </w:rPr>
+        <w:t xml:space="preserve"> (ปิด </w:t>
+      </w:r>
+      <w:r>
+        <w:rPr>
+          <w:rFonts w:ascii="Consolas" w:hAnsi="Consolas" w:cs="Consolas" w:eastAsia="Consolas"/>
+          <w:b w:val="0"/>
+          <w:i w:val="0"/>
+          <w:sz w:val="21"/>
+        </w:rPr>
+        <w:t>farm_monitor.py</w:t>
+      </w:r>
+      <w:r>
+        <w:rPr>
+          <w:rFonts w:ascii="TH Sarabun New" w:hAnsi="TH Sarabun New" w:cs="TH Sarabun New" w:eastAsia="TH Sarabun New"/>
+          <w:b w:val="0"/>
+          <w:i w:val="0"/>
+        </w:rPr>
+        <w:t xml:space="preserve"> ก่อน เพราะกฎของมันสั่งรดน้ำเองตอนดินแห้ง) ไฟปั๊มดับทันที แถบล่างขึ้น "แอป: pump 0 วิ" และไม่ติดเองอีกราว 30 วินาที ☐ · ส่ง </w:t>
       </w:r>
       <w:r>
         <w:rPr>

--- a/s3/sf-s3-th.docx
+++ b/s3/sf-s3-th.docx
@@ -10844,7 +10844,7 @@
           <w:b w:val="0"/>
           <w:i w:val="0"/>
         </w:rPr>
-        <w:t xml:space="preserve"> แล้วเปิดหน้า </w:t>
+        <w:t xml:space="preserve"> (หน้า </w:t>
       </w:r>
       <w:r>
         <w:rPr>
@@ -10852,15 +10852,15 @@
           <w:b/>
           <w:i w:val="0"/>
         </w:rPr>
-        <w:t>Playground</w:t>
-      </w:r>
-      <w:r>
-        <w:rPr>
-          <w:rFonts w:ascii="TH Sarabun New" w:hAnsi="TH Sarabun New" w:cs="TH Sarabun New" w:eastAsia="TH Sarabun New"/>
-          <w:b w:val="0"/>
-          <w:i w:val="0"/>
-        </w:rPr>
-        <w:t xml:space="preserve"> (ไม่ใช่ </w:t>
+        <w:t>Edge AI model catalog</w:t>
+      </w:r>
+      <w:r>
+        <w:rPr>
+          <w:rFonts w:ascii="TH Sarabun New" w:hAnsi="TH Sarabun New" w:cs="TH Sarabun New" w:eastAsia="TH Sarabun New"/>
+          <w:b w:val="0"/>
+          <w:i w:val="0"/>
+        </w:rPr>
+        <w:t xml:space="preserve"> · ไม่ใช่ </w:t>
       </w:r>
       <w:r>
         <w:rPr>
@@ -10877,7 +10877,23 @@
           <w:b w:val="0"/>
           <w:i w:val="0"/>
         </w:rPr>
-        <w:t xml:space="preserve"> ซึ่งเป็นคนละระบบ)</w:t>
+        <w:t xml:space="preserve"> ซึ่งเป็นคนละระบบ) แล้วกด </w:t>
+      </w:r>
+      <w:r>
+        <w:rPr>
+          <w:rFonts w:ascii="TH Sarabun New" w:hAnsi="TH Sarabun New" w:cs="TH Sarabun New" w:eastAsia="TH Sarabun New"/>
+          <w:b/>
+          <w:i w:val="0"/>
+        </w:rPr>
+        <w:t>Connect a board</w:t>
+      </w:r>
+      <w:r>
+        <w:rPr>
+          <w:rFonts w:ascii="TH Sarabun New" w:hAnsi="TH Sarabun New" w:cs="TH Sarabun New" w:eastAsia="TH Sarabun New"/>
+          <w:b w:val="0"/>
+          <w:i w:val="0"/>
+        </w:rPr>
+        <w:t xml:space="preserve"> เลือกพอร์ตของบอร์ด</w:t>
       </w:r>
     </w:p>
     <w:p>
@@ -10891,7 +10907,7 @@
           <w:b w:val="0"/>
           <w:i w:val="0"/>
         </w:rPr>
-        <w:t>[ ] กดติดตั้ง (</w:t>
+        <w:t xml:space="preserve">[ ] กด </w:t>
       </w:r>
       <w:r>
         <w:rPr>
@@ -10907,7 +10923,7 @@
           <w:b w:val="0"/>
           <w:i w:val="0"/>
         </w:rPr>
-        <w:t xml:space="preserve">) ที่โมเดล </w:t>
+        <w:t xml:space="preserve"> ที่โมเดล </w:t>
       </w:r>
       <w:r>
         <w:rPr>
@@ -10957,7 +10973,7 @@
           <w:b w:val="0"/>
           <w:i w:val="0"/>
         </w:rPr>
-        <w:t>) · ถ้า Chrome ถามพอร์ต เลือกพอร์ตของบอร์ด · ห้ามถอดสาย USB ระหว่างส่ง</w:t>
+        <w:t>) · ห้ามถอดสาย USB ระหว่างส่ง</w:t>
       </w:r>
     </w:p>
     <w:p>

--- a/s3/sf-s3-th.docx
+++ b/s3/sf-s3-th.docx
@@ -11167,7 +11167,25 @@
           <w:i/>
           <w:color w:val="5B616B"/>
         </w:rPr>
-        <w:t xml:space="preserve"> (สามตัวหลังติดตั้งได้ แต่ผลบน Dev Kit ยังไม่ได้วัด — ลองแล้วจดผลเอง) · FallDetection ติดตั้งได้ แต่ผลบน Dev Kit ยังไม่น่าเชื่อถือ</w:t>
+        <w:t xml:space="preserve"> (สามตัวหลังติดตั้งได้ แต่ผลบน Dev Kit ยังไม่ได้วัด — ลองแล้วจดผลเอง) · </w:t>
+      </w:r>
+      <w:r>
+        <w:rPr>
+          <w:rFonts w:ascii="TH Sarabun New" w:hAnsi="TH Sarabun New" w:cs="TH Sarabun New" w:eastAsia="TH Sarabun New"/>
+          <w:b/>
+          <w:i/>
+          <w:color w:val="5B616B"/>
+        </w:rPr>
+        <w:t>FallDetection และ DrillMaterialIMU อย่าใช้</w:t>
+      </w:r>
+      <w:r>
+        <w:rPr>
+          <w:rFonts w:ascii="TH Sarabun New" w:hAnsi="TH Sarabun New" w:cs="TH Sarabun New" w:eastAsia="TH Sarabun New"/>
+          <w:b w:val="0"/>
+          <w:i/>
+          <w:color w:val="5B616B"/>
+        </w:rPr>
+        <w:t xml:space="preserve"> ผลบนบอร์ดยังผิด (ทีม Store ยืนยันแล้ว)</w:t>
       </w:r>
     </w:p>
     <w:p>
@@ -11484,7 +11502,7 @@
           <w:b/>
           <w:i w:val="0"/>
         </w:rPr>
-        <w:t>คลาสอันตรายต้องชนะติดกัน</w:t>
+        <w:t>คลาสอันตรายต้องชนะอย่างน้อย</w:t>
       </w:r>
       <w:r>
         <w:rPr>
@@ -11509,7 +11527,56 @@
           <w:b w:val="0"/>
           <w:i w:val="0"/>
         </w:rPr>
-        <w:t xml:space="preserve"> ครั้ง</w:t>
+        <w:t xml:space="preserve"> = 3 </w:t>
+      </w:r>
+      <w:r>
+        <w:rPr>
+          <w:rFonts w:ascii="TH Sarabun New" w:hAnsi="TH Sarabun New" w:cs="TH Sarabun New" w:eastAsia="TH Sarabun New"/>
+          <w:b/>
+          <w:i w:val="0"/>
+        </w:rPr>
+        <w:t>ครั้งใน</w:t>
+      </w:r>
+      <w:r>
+        <w:rPr>
+          <w:rFonts w:ascii="TH Sarabun New" w:hAnsi="TH Sarabun New" w:cs="TH Sarabun New" w:eastAsia="TH Sarabun New"/>
+          <w:b w:val="0"/>
+          <w:i w:val="0"/>
+        </w:rPr>
+        <w:t xml:space="preserve"> </w:t>
+      </w:r>
+      <w:r>
+        <w:rPr>
+          <w:rFonts w:ascii="Consolas" w:hAnsi="Consolas" w:cs="Consolas" w:eastAsia="Consolas"/>
+          <w:b w:val="0"/>
+          <w:i w:val="0"/>
+          <w:sz w:val="21"/>
+        </w:rPr>
+        <w:t>WINDOW_N</w:t>
+      </w:r>
+      <w:r>
+        <w:rPr>
+          <w:rFonts w:ascii="TH Sarabun New" w:hAnsi="TH Sarabun New" w:cs="TH Sarabun New" w:eastAsia="TH Sarabun New"/>
+          <w:b w:val="0"/>
+          <w:i w:val="0"/>
+        </w:rPr>
+        <w:t xml:space="preserve"> = 5 </w:t>
+      </w:r>
+      <w:r>
+        <w:rPr>
+          <w:rFonts w:ascii="TH Sarabun New" w:hAnsi="TH Sarabun New" w:cs="TH Sarabun New" w:eastAsia="TH Sarabun New"/>
+          <w:b/>
+          <w:i w:val="0"/>
+        </w:rPr>
+        <w:t>ผลล่าสุด</w:t>
+      </w:r>
+      <w:r>
+        <w:rPr>
+          <w:rFonts w:ascii="TH Sarabun New" w:hAnsi="TH Sarabun New" w:cs="TH Sarabun New" w:eastAsia="TH Sarabun New"/>
+          <w:b w:val="0"/>
+          <w:i w:val="0"/>
+        </w:rPr>
+        <w:t xml:space="preserve"> (ขณะเครื่องสั่น AI ตอบสลับไปมา จึงไม่นับ "ติดกัน")</w:t>
       </w:r>
     </w:p>
     <w:p>
@@ -12895,7 +12962,7 @@
           <w:b w:val="0"/>
           <w:i w:val="0"/>
         </w:rPr>
-        <w:t>) · รันแล้วสังเกต: ตอนวงแหวนเป็นสีส้ม ป้าย "อันตรายติดกัน" ขยับไหม · ☐ ตรง ☐ ไม่ตรง</w:t>
+        <w:t>) · รันแล้วสังเกต: ตอนวงแหวนเป็นสีส้ม ตัวเลขแรกในป้าย "อันตราย …/…" ขยับไหม · ☐ ตรง ☐ ไม่ตรง</w:t>
       </w:r>
     </w:p>
     <w:p>
@@ -12925,7 +12992,7 @@
           <w:b w:val="0"/>
           <w:i w:val="0"/>
         </w:rPr>
-        <w:t xml:space="preserve"> AI ตอบ </w:t>
+        <w:t xml:space="preserve"> เพิ่งเริ่มรัน AI ตอบ </w:t>
       </w:r>
       <w:r>
         <w:rPr>
@@ -12942,7 +13009,7 @@
           <w:b w:val="0"/>
           <w:i w:val="0"/>
         </w:rPr>
-        <w:t xml:space="preserve"> มั่นใจ 80 % สองครั้งติด แล้วตอบ </w:t>
+        <w:t xml:space="preserve"> มั่นใจ 80 % สองครั้ง แล้วตอบ </w:t>
       </w:r>
       <w:r>
         <w:rPr>
@@ -12959,7 +13026,7 @@
           <w:b w:val="0"/>
           <w:i w:val="0"/>
         </w:rPr>
-        <w:t xml:space="preserve"> หนึ่งครั้ง ป้าย "อันตรายติดกัน" เป็น ☐ 0/3 ☐ 2/3 ☐ 3/3 · ต้องตอบ </w:t>
+        <w:t xml:space="preserve"> หนึ่งครั้ง ป้าย "อันตราย …/…" เป็น ☐ 0/3 ☐ 2/3 ☐ 3/3 · ต้องตอบ </w:t>
       </w:r>
       <w:r>
         <w:rPr>
@@ -12976,7 +13043,7 @@
           <w:b w:val="0"/>
           <w:i w:val="0"/>
         </w:rPr>
-        <w:t xml:space="preserve"> (มั่นใจถึง 60 %) ติดกันอีก ______ ครั้งไฟเตือนจึงติด (ดู </w:t>
+        <w:t xml:space="preserve"> (มั่นใจถึง 60 %) อีกอย่างน้อย ______ ครั้งไฟเตือนจึงติด (ดู </w:t>
       </w:r>
       <w:r>
         <w:rPr>
@@ -12993,7 +13060,24 @@
           <w:b w:val="0"/>
           <w:i w:val="0"/>
         </w:rPr>
-        <w:t>) · ☐ ตรง ☐ ไม่ตรง</w:t>
+        <w:t xml:space="preserve">: นับอันตรายใน </w:t>
+      </w:r>
+      <w:r>
+        <w:rPr>
+          <w:rFonts w:ascii="Consolas" w:hAnsi="Consolas" w:cs="Consolas" w:eastAsia="Consolas"/>
+          <w:b w:val="0"/>
+          <w:i w:val="0"/>
+          <w:sz w:val="21"/>
+        </w:rPr>
+        <w:t>WINDOW_N</w:t>
+      </w:r>
+      <w:r>
+        <w:rPr>
+          <w:rFonts w:ascii="TH Sarabun New" w:hAnsi="TH Sarabun New" w:cs="TH Sarabun New" w:eastAsia="TH Sarabun New"/>
+          <w:b w:val="0"/>
+          <w:i w:val="0"/>
+        </w:rPr>
+        <w:t xml:space="preserve"> ผลล่าสุด) · ☐ ตรง ☐ ไม่ตรง</w:t>
       </w:r>
     </w:p>
     <w:p>
@@ -13040,7 +13124,7 @@
           <w:b w:val="0"/>
           <w:i w:val="0"/>
         </w:rPr>
-        <w:t xml:space="preserve"> แล้วเขย่าเบา ๆ เป็นพัก ๆ 30 วินาที "เตือนแล้ว … ครั้ง" ได้ ______ (ค่าเดิม 3 ได้ ______) · ป้ายตอนอันตรายเปลี่ยนเป็น "อันตรายติดกัน ___/___"</w:t>
+        <w:t xml:space="preserve"> แล้วเขย่าเบา ๆ เป็นพัก ๆ 30 วินาที "เตือนแล้ว … ครั้ง" ได้ ______ (ค่าเดิม 3 ได้ ______) · ป้ายตอนเริ่มเตือนเป็น "อันตราย ___/___"</w:t>
       </w:r>
     </w:p>
     <w:p>
@@ -13283,7 +13367,7 @@
                 <w:b w:val="0"/>
                 <w:i w:val="0"/>
               </w:rPr>
-              <w:t>ไม่ติด · ป้าย "อันตรายติดกัน" อยู่ที่ 0</w:t>
+              <w:t>ไม่ติด · ป้ายเป็น "อันตราย 0/5"</w:t>
             </w:r>
           </w:p>
         </w:tc>
@@ -13355,7 +13439,7 @@
                 <w:b w:val="0"/>
                 <w:i w:val="0"/>
               </w:rPr>
-              <w:t xml:space="preserve"> จึงตั้งตัวนับกลับเป็น 0 ทุกครั้ง</w:t>
+              <w:t xml:space="preserve"> จึงจำผลนั้นเป็น 0 ทุกครั้ง</w:t>
             </w:r>
           </w:p>
         </w:tc>
@@ -13420,7 +13504,7 @@
                 <w:b w:val="0"/>
                 <w:i w:val="0"/>
               </w:rPr>
-              <w:t>0/3 · อีก 3 ครั้ง</w:t>
+              <w:t>2/3 · อีก 1 ครั้ง</w:t>
             </w:r>
           </w:p>
         </w:tc>
@@ -13446,28 +13530,20 @@
             </w:r>
             <w:r>
               <w:rPr>
-                <w:rFonts w:ascii="TH Sarabun New" w:hAnsi="TH Sarabun New" w:cs="TH Sarabun New" w:eastAsia="TH Sarabun New"/>
-                <w:b w:val="0"/>
-                <w:i w:val="0"/>
-              </w:rPr>
-              <w:t xml:space="preserve">คำตอบที่ไม่อันตรายทำให้ </w:t>
-            </w:r>
-            <w:r>
-              <w:rPr>
                 <w:rFonts w:ascii="Consolas" w:hAnsi="Consolas" w:cs="Consolas" w:eastAsia="Consolas"/>
                 <w:b w:val="0"/>
                 <w:i w:val="0"/>
                 <w:sz w:val="21"/>
               </w:rPr>
-              <w:t>streak</w:t>
-            </w:r>
-            <w:r>
-              <w:rPr>
-                <w:rFonts w:ascii="TH Sarabun New" w:hAnsi="TH Sarabun New" w:cs="TH Sarabun New" w:eastAsia="TH Sarabun New"/>
-                <w:b w:val="0"/>
-                <w:i w:val="0"/>
-              </w:rPr>
-              <w:t xml:space="preserve"> กลับเป็น 0 แล้วต้องนับใหม่ให้ถึง </w:t>
+              <w:t>alert_rule()</w:t>
+            </w:r>
+            <w:r>
+              <w:rPr>
+                <w:rFonts w:ascii="TH Sarabun New" w:hAnsi="TH Sarabun New" w:cs="TH Sarabun New" w:eastAsia="TH Sarabun New"/>
+                <w:b w:val="0"/>
+                <w:i w:val="0"/>
+              </w:rPr>
+              <w:t xml:space="preserve"> จำผล </w:t>
             </w:r>
             <w:r>
               <w:rPr>
@@ -13476,6 +13552,39 @@
                 <w:i w:val="0"/>
                 <w:sz w:val="21"/>
               </w:rPr>
+              <w:t>WINDOW_N</w:t>
+            </w:r>
+            <w:r>
+              <w:rPr>
+                <w:rFonts w:ascii="TH Sarabun New" w:hAnsi="TH Sarabun New" w:cs="TH Sarabun New" w:eastAsia="TH Sarabun New"/>
+                <w:b w:val="0"/>
+                <w:i w:val="0"/>
+              </w:rPr>
+              <w:t xml:space="preserve"> = 5 ครั้งล่าสุด คำตอบปลอดภัยที่คั่นกลาง </w:t>
+            </w:r>
+            <w:r>
+              <w:rPr>
+                <w:rFonts w:ascii="TH Sarabun New" w:hAnsi="TH Sarabun New" w:cs="TH Sarabun New" w:eastAsia="TH Sarabun New"/>
+                <w:b/>
+                <w:i w:val="0"/>
+              </w:rPr>
+              <w:t>ไม่ล้าง</w:t>
+            </w:r>
+            <w:r>
+              <w:rPr>
+                <w:rFonts w:ascii="TH Sarabun New" w:hAnsi="TH Sarabun New" w:cs="TH Sarabun New" w:eastAsia="TH Sarabun New"/>
+                <w:b w:val="0"/>
+                <w:i w:val="0"/>
+              </w:rPr>
+              <w:t xml:space="preserve"> ตัวนับ (ต่างจากกฎ "ติดกัน") · อันตราย 2 + 1 = 3 ถึง </w:t>
+            </w:r>
+            <w:r>
+              <w:rPr>
+                <w:rFonts w:ascii="Consolas" w:hAnsi="Consolas" w:cs="Consolas" w:eastAsia="Consolas"/>
+                <w:b w:val="0"/>
+                <w:i w:val="0"/>
+                <w:sz w:val="21"/>
+              </w:rPr>
               <w:t>CONFIRM_N</w:t>
             </w:r>
             <w:r>
@@ -13484,7 +13593,7 @@
                 <w:b w:val="0"/>
                 <w:i w:val="0"/>
               </w:rPr>
-              <w:t xml:space="preserve"> = 3</w:t>
+              <w:t xml:space="preserve"> จึงเตือน · ที่ใช้หน้าต่างเพราะขณะเครื่องสั่นจริง AI ตอบ anomaly สลับ unlabeled ไปมา</w:t>
             </w:r>
           </w:p>
         </w:tc>
@@ -13547,7 +13656,7 @@
                 <w:b w:val="0"/>
                 <w:i w:val="0"/>
               </w:rPr>
-              <w:t>เตือนตั้งแต่คำตอบอันตรายแรก จึงเตือนบ่อยกว่าหรือเท่าค่าเดิม · "อันตรายติดกัน 1/1"</w:t>
+              <w:t>เตือนตั้งแต่คำตอบอันตรายแรก จึงเตือนบ่อยกว่าหรือเท่าค่าเดิม · ป้าย เช่น "อันตราย 1/5"</w:t>
             </w:r>
           </w:p>
         </w:tc>
@@ -13577,58 +13686,15 @@
                 <w:i w:val="0"/>
                 <w:sz w:val="21"/>
               </w:rPr>
-              <w:t>streak &gt;= CONFIRM_N</w:t>
-            </w:r>
-            <w:r>
-              <w:rPr>
-                <w:rFonts w:ascii="TH Sarabun New" w:hAnsi="TH Sarabun New" w:cs="TH Sarabun New" w:eastAsia="TH Sarabun New"/>
-                <w:b w:val="0"/>
-                <w:i w:val="0"/>
-              </w:rPr>
-              <w:t xml:space="preserve"> จริงตั้งแต่ </w:t>
-            </w:r>
-            <w:r>
-              <w:rPr>
-                <w:rFonts w:ascii="Consolas" w:hAnsi="Consolas" w:cs="Consolas" w:eastAsia="Consolas"/>
-                <w:b w:val="0"/>
-                <w:i w:val="0"/>
-                <w:sz w:val="21"/>
-              </w:rPr>
-              <w:t>streak</w:t>
-            </w:r>
-            <w:r>
-              <w:rPr>
-                <w:rFonts w:ascii="TH Sarabun New" w:hAnsi="TH Sarabun New" w:cs="TH Sarabun New" w:eastAsia="TH Sarabun New"/>
-                <w:b w:val="0"/>
-                <w:i w:val="0"/>
-              </w:rPr>
-              <w:t xml:space="preserve"> = 1 · ป้ายโชว์ </w:t>
-            </w:r>
-            <w:r>
-              <w:rPr>
-                <w:rFonts w:ascii="Consolas" w:hAnsi="Consolas" w:cs="Consolas" w:eastAsia="Consolas"/>
-                <w:b w:val="0"/>
-                <w:i w:val="0"/>
-                <w:sz w:val="21"/>
-              </w:rPr>
-              <w:t>min(streak, CONFIRM_N)</w:t>
-            </w:r>
-            <w:r>
-              <w:rPr>
-                <w:rFonts w:ascii="TH Sarabun New" w:hAnsi="TH Sarabun New" w:cs="TH Sarabun New" w:eastAsia="TH Sarabun New"/>
-                <w:b w:val="0"/>
-                <w:i w:val="0"/>
-              </w:rPr>
-              <w:t xml:space="preserve"> ตามด้วย </w:t>
-            </w:r>
-            <w:r>
-              <w:rPr>
-                <w:rFonts w:ascii="Consolas" w:hAnsi="Consolas" w:cs="Consolas" w:eastAsia="Consolas"/>
-                <w:b w:val="0"/>
-                <w:i w:val="0"/>
-                <w:sz w:val="21"/>
-              </w:rPr>
-              <w:t>CONFIRM_N</w:t>
+              <w:t>sum(hist) &gt;= CONFIRM_N</w:t>
+            </w:r>
+            <w:r>
+              <w:rPr>
+                <w:rFonts w:ascii="TH Sarabun New" w:hAnsi="TH Sarabun New" w:cs="TH Sarabun New" w:eastAsia="TH Sarabun New"/>
+                <w:b w:val="0"/>
+                <w:i w:val="0"/>
+              </w:rPr>
+              <w:t xml:space="preserve"> จริงตั้งแต่มีอันตรายหนึ่งครั้งในหน้าต่าง · ป้ายโชว์ จำนวนอันตราย / จำนวนผลที่จำไว้ (สูงสุด 5)</w:t>
             </w:r>
           </w:p>
         </w:tc>
@@ -13740,7 +13806,7 @@
                 <w:b w:val="0"/>
                 <w:i w:val="0"/>
               </w:rPr>
-              <w:t xml:space="preserve"> · คำตอบที่มั่นใจ 60–89 % ไม่นับเป็นอันตรายแล้ว จึงมักเตือนน้อยลง แต่ถ้าคำตอบต่ำคั่นกลางช่วงอันตราย ตัวนับติดกันเริ่มใหม่ การเตือนหนึ่งครั้งจึงแตกเป็นสองครั้งได้</w:t>
+              <w:t xml:space="preserve"> · คำตอบที่มั่นใจ 60–89 % ไม่นับเป็นอันตรายแล้ว จึงมักเตือนน้อยลง แต่ถ้าช่วงอันตรายมีคำตอบต่ำคั่นจนหน้าต่าง 5 ผลปลอดภัยหมด ไฟเตือนดับแล้วติดใหม่ การเตือนหนึ่งช่วงจึงแตกเป็นสองครั้งได้</w:t>
             </w:r>
           </w:p>
         </w:tc>
@@ -14132,6 +14198,53 @@
     </w:p>
     <w:p>
       <w:pPr>
+        <w:keepLines/>
+        <w:pBdr>
+          <w:left w:val="single" w:sz="18" w:space="8" w:color="2E5496"/>
+        </w:pBdr>
+        <w:shd w:val="clear" w:fill="F1F5FB"/>
+        <w:spacing w:before="120" w:after="160" w:line="274" w:lineRule="auto"/>
+        <w:ind w:left="283" w:right="113"/>
+      </w:pPr>
+      <w:r>
+        <w:rPr>
+          <w:rFonts w:ascii="TH Sarabun New" w:hAnsi="TH Sarabun New" w:cs="TH Sarabun New" w:eastAsia="TH Sarabun New"/>
+          <w:b/>
+          <w:i/>
+          <w:color w:val="5B616B"/>
+        </w:rPr>
+        <w:t>ต่อ broker ไม่ได้ทันทีหลังหยุดโปรแกรม:</w:t>
+      </w:r>
+      <w:r>
+        <w:rPr>
+          <w:rFonts w:ascii="TH Sarabun New" w:hAnsi="TH Sarabun New" w:cs="TH Sarabun New" w:eastAsia="TH Sarabun New"/>
+          <w:b w:val="0"/>
+          <w:i/>
+          <w:color w:val="5B616B"/>
+        </w:rPr>
+        <w:t xml:space="preserve"> การเชื่อมต่อของรอบก่อนยังค้างอยู่ที่ broker · รอราว 1 นาที หรือกด </w:t>
+      </w:r>
+      <w:r>
+        <w:rPr>
+          <w:rFonts w:ascii="TH Sarabun New" w:hAnsi="TH Sarabun New" w:cs="TH Sarabun New" w:eastAsia="TH Sarabun New"/>
+          <w:b/>
+          <w:i/>
+          <w:color w:val="5B616B"/>
+        </w:rPr>
+        <w:t>RESET</w:t>
+      </w:r>
+      <w:r>
+        <w:rPr>
+          <w:rFonts w:ascii="TH Sarabun New" w:hAnsi="TH Sarabun New" w:cs="TH Sarabun New" w:eastAsia="TH Sarabun New"/>
+          <w:b w:val="0"/>
+          <w:i/>
+          <w:color w:val="5B616B"/>
+        </w:rPr>
+        <w:t xml:space="preserve"> แล้วรันใหม่ (ไฟล์ต่อท้าย client id ด้วยตัวสุ่มใหม่ทุกครั้งที่รัน จึงเกิดไม่บ่อย)</w:t>
+      </w:r>
+    </w:p>
+    <w:p>
+      <w:pPr>
         <w:pBdr>
           <w:bottom w:val="single" w:sz="6" w:space="1" w:color="9DB2D4"/>
         </w:pBdr>
@@ -14619,6 +14732,53 @@
           <w:i w:val="0"/>
         </w:rPr>
         <w:t xml:space="preserve"> ขณะไฟไซเรนติด แล้วไฟไซเรนดับ ☐</w:t>
+      </w:r>
+    </w:p>
+    <w:p>
+      <w:pPr>
+        <w:keepLines/>
+        <w:pBdr>
+          <w:left w:val="single" w:sz="18" w:space="8" w:color="2E5496"/>
+        </w:pBdr>
+        <w:shd w:val="clear" w:fill="F1F5FB"/>
+        <w:spacing w:before="120" w:after="160" w:line="274" w:lineRule="auto"/>
+        <w:ind w:left="283" w:right="113"/>
+      </w:pPr>
+      <w:r>
+        <w:rPr>
+          <w:rFonts w:ascii="TH Sarabun New" w:hAnsi="TH Sarabun New" w:cs="TH Sarabun New" w:eastAsia="TH Sarabun New"/>
+          <w:b/>
+          <w:i/>
+          <w:color w:val="5B616B"/>
+        </w:rPr>
+        <w:t>ต่อ broker ไม่ได้ทันทีหลังหยุดโปรแกรม:</w:t>
+      </w:r>
+      <w:r>
+        <w:rPr>
+          <w:rFonts w:ascii="TH Sarabun New" w:hAnsi="TH Sarabun New" w:cs="TH Sarabun New" w:eastAsia="TH Sarabun New"/>
+          <w:b w:val="0"/>
+          <w:i/>
+          <w:color w:val="5B616B"/>
+        </w:rPr>
+        <w:t xml:space="preserve"> การเชื่อมต่อของรอบก่อนยังค้างอยู่ที่ broker · รอราว 1 นาที หรือกด </w:t>
+      </w:r>
+      <w:r>
+        <w:rPr>
+          <w:rFonts w:ascii="TH Sarabun New" w:hAnsi="TH Sarabun New" w:cs="TH Sarabun New" w:eastAsia="TH Sarabun New"/>
+          <w:b/>
+          <w:i/>
+          <w:color w:val="5B616B"/>
+        </w:rPr>
+        <w:t>RESET</w:t>
+      </w:r>
+      <w:r>
+        <w:rPr>
+          <w:rFonts w:ascii="TH Sarabun New" w:hAnsi="TH Sarabun New" w:cs="TH Sarabun New" w:eastAsia="TH Sarabun New"/>
+          <w:b w:val="0"/>
+          <w:i/>
+          <w:color w:val="5B616B"/>
+        </w:rPr>
+        <w:t xml:space="preserve"> แล้วรันใหม่ (ไฟล์ต่อท้าย client id ด้วยตัวสุ่มใหม่ทุกครั้งที่รัน จึงเกิดไม่บ่อย)</w:t>
       </w:r>
     </w:p>
     <w:tbl>

--- a/s3/sf-s3-th.docx
+++ b/s3/sf-s3-th.docx
@@ -11343,6 +11343,37 @@
           <w:i w:val="0"/>
         </w:rPr>
         <w:t xml:space="preserve"> สีแดง ☐ (ออกจากหน้านี้เฉย ๆ โมเดลยังรันต่อ)</w:t>
+      </w:r>
+    </w:p>
+    <w:p>
+      <w:pPr>
+        <w:pStyle w:val="ListBullet"/>
+        <w:spacing w:after="60"/>
+      </w:pPr>
+      <w:r>
+        <w:rPr>
+          <w:rFonts w:ascii="TH Sarabun New" w:hAnsi="TH Sarabun New" w:cs="TH Sarabun New" w:eastAsia="TH Sarabun New"/>
+          <w:b w:val="0"/>
+          <w:i w:val="0"/>
+        </w:rPr>
+        <w:t xml:space="preserve">[ ] (ลองโมเดลอื่นเร็ว ๆ) รัน </w:t>
+      </w:r>
+      <w:r>
+        <w:rPr>
+          <w:rFonts w:ascii="Consolas" w:hAnsi="Consolas" w:cs="Consolas" w:eastAsia="Consolas"/>
+          <w:b w:val="0"/>
+          <w:i w:val="0"/>
+          <w:sz w:val="21"/>
+        </w:rPr>
+        <w:t>s3/sf3_07_ai_model_lab.py</w:t>
+      </w:r>
+      <w:r>
+        <w:rPr>
+          <w:rFonts w:ascii="TH Sarabun New" w:hAnsi="TH Sarabun New" w:cs="TH Sarabun New" w:eastAsia="TH Sarabun New"/>
+          <w:b w:val="0"/>
+          <w:i w:val="0"/>
+        </w:rPr>
+        <w:t xml:space="preserve"> ห้องทดลองโมเดล AI: เลื่อนเลือกโมเดล → กด Run/Stop → ดูผลสด ปรับเกณฑ์ Hearing at / Confirm at ได้บนจอเดียว · โมเดลที่ใช้ลอง: ________</w:t>
       </w:r>
     </w:p>
     <w:p>

--- a/s3/sf-s3-th.docx
+++ b/s3/sf-s3-th.docx
@@ -6237,7 +6237,7 @@
           <w:b w:val="0"/>
           <w:i w:val="0"/>
         </w:rPr>
-        <w:t xml:space="preserve"> ตบมือสองครั้งติดกันเร็วมาก ห่างกันไม่ถึง 0.4 วินาที ตัวเลข "รวม … ครั้ง" เพิ่ม ☐ 1 ☐ 2 (ดู </w:t>
+        <w:t xml:space="preserve"> ตบมือสองครั้งติดกันเร็วมาก ห่างกันไม่ถึง 0.4 วินาที ตัวเลข "total …" เพิ่ม ☐ 1 ☐ 2 (ดู </w:t>
       </w:r>
       <w:r>
         <w:rPr>
@@ -6318,7 +6318,7 @@
           <w:b w:val="0"/>
           <w:i w:val="0"/>
         </w:rPr>
-        <w:t xml:space="preserve"> แล้วตบมือจนถึง PANIC · ป้ายข้างไฟไมค์ขึ้น "ปิดหูชั่วคราว" ไหม ☐ ขึ้น ☐ ไม่ขึ้นเลย · "รวม … ครั้ง" เพิ่มเองตอนบอร์ดส่งเสียงไหม ☐ เพิ่ม ☐ ไม่เพิ่ม (นี่คือเหตุผลที่ต้อง "ปิดหู" หลังลำโพงดัง)</w:t>
+        <w:t xml:space="preserve"> แล้วตบมือจนถึง PANIC · ป้ายข้างไฟไมค์ขึ้น "muted (own beep)" ไหม ☐ ขึ้น ☐ ไม่ขึ้นเลย · "total …" เพิ่มเองตอนบอร์ดส่งเสียงไหม ☐ เพิ่ม ☐ ไม่เพิ่ม (นี่คือเหตุผลที่ต้อง "ปิดหู" หลังลำโพงดัง)</w:t>
       </w:r>
     </w:p>
     <w:p>
@@ -6365,7 +6365,7 @@
           <w:b w:val="0"/>
           <w:i w:val="0"/>
         </w:rPr>
-        <w:t xml:space="preserve"> · การ์ด "เสียงดังใน 30 วิ" ขึ้นว่า "/ ______" และ PANIC มาตอนตบครั้งที่ ______</w:t>
+        <w:t xml:space="preserve"> · การ์ด "Loud in 30 s" ขึ้นว่า "/ ______" และ PANIC มาตอนตบครั้งที่ ______</w:t>
       </w:r>
     </w:p>
     <w:p>
@@ -6461,7 +6461,7 @@
           <w:b w:val="0"/>
           <w:i w:val="0"/>
         </w:rPr>
-        <w:t xml:space="preserve"> (ไฟล์ฝึกตัดจุด 8x8 และป้ายคิวค้างบนจอออก ให้พอหน่วยความจำของบอร์ด) แล้วจอเปิดเล่นได้ตามปกติ (ทำใน Emulator ได้ เพราะตัวตรวจทำงานก่อนเปิดไมค์)</w:t>
+        <w:t xml:space="preserve"> แล้วจอเปิดเล่นได้ตามปกติ (ทำใน Emulator ได้ เพราะตัวตรวจทำงานก่อนเปิดไมค์)</w:t>
       </w:r>
     </w:p>
     <w:tbl>
@@ -8985,7 +8985,7 @@
           <w:b w:val="0"/>
           <w:i w:val="0"/>
         </w:rPr>
-        <w:t>[ ] รันไฟล์ ดูการ์ด "ความดัง (สเกลหู 0-100)" · "ยอดเสียงดิบ เทียบเกณฑ์" (ตัวเลขฟ้า เป็นสีแดงเมื่อถึงเกณฑ์) · "เสียงดังใน 30 วิ" (… / 5) · กราฟ (ฟ้า = ยอดเสียงดิบ · แดง = เกณฑ์จาก VR3) · ป้ายบนสุด (เล้าเงียบ ไก่พักผ่อน / เสียงปกติของเล้า) · จอไฟ RGB แถวล่าง = แถบความดัง</w:t>
+        <w:t>[ ] รันไฟล์ ดูการ์ด "Loudness 0-100" (ความดัง สเกลหู) · "Raw peak vs threshold" (ยอดเสียงดิบ: ตัวเลขฟ้า เป็นสีแดงเมื่อถึงเกณฑ์ · th = เกณฑ์จาก VR3) · "Loud in 30 s" (… / 5) · ป้ายบนสุด (Quiet - hens resting = เล้าเงียบ / Normal coop sound = เสียงปกติ) · จอไฟ RGB แถวล่าง = แถบความดัง</w:t>
       </w:r>
     </w:p>
     <w:p>
@@ -9134,7 +9134,7 @@
                 <w:i w:val="0"/>
                 <w:color w:val="FFFFFF"/>
               </w:rPr>
-              <w:t>ถึงเกณฑ์ไหม (ตัวเลขเป็นสีแดง และ "รวม" เพิ่ม)</w:t>
+              <w:t>ถึงเกณฑ์ไหม (ตัวเลขเป็นสีแดง และ "total" เพิ่ม)</w:t>
             </w:r>
           </w:p>
         </w:tc>
@@ -9530,7 +9530,7 @@
           <w:b w:val="0"/>
           <w:i w:val="0"/>
         </w:rPr>
-        <w:t xml:space="preserve"> (ในกราฟ: เส้นแดงอยู่เหนือยอดเสียงคุย แต่ต่ำกว่ายอดเสียงตบมือ) ไม่ต้องแก้โค้ด · เกณฑ์ที่กลุ่มเลือก = ________ (VR3 ตั้งได้ 3000–30000)</w:t>
+        <w:t xml:space="preserve"> (ตัวเลข th อยู่เหนือยอดเสียงคุย แต่ต่ำกว่ายอดเสียงตบมือ: คุยแล้วยอดยังฟ้า ตบมือแล้วยอดเป็นแดง) ไม่ต้องแก้โค้ด · เกณฑ์ที่กลุ่มเลือก = ________ (VR3 ตั้งได้ 3000–30000)</w:t>
       </w:r>
     </w:p>
     <w:p>
@@ -9576,7 +9576,7 @@
           <w:b w:val="0"/>
           <w:i w:val="0"/>
         </w:rPr>
-        <w:t xml:space="preserve"> สีแดง ป้ายบนสุดขึ้น "ฝูงตื่นตกใจ! ไปดูเล้าด่วน" · หยุดตบแล้ว PANIC หายหลังจากนั้นราว ______ วินาที (ทำไมนานขนาดนั้น? ดู </w:t>
+        <w:t xml:space="preserve"> สีแดง ป้ายบนสุดขึ้น "PANIC! Check the coop" (ฝูงตื่นตกใจ ไปดูเล้าด่วน) · หยุดตบแล้ว PANIC หายหลังจากนั้นราว ______ วินาที (ทำไมนานขนาดนั้น? ดู </w:t>
       </w:r>
       <w:r>
         <w:rPr>

--- a/s3/sf-s3-th.docx
+++ b/s3/sf-s3-th.docx
@@ -1131,7 +1131,7 @@
               <w:spacing w:after="0"/>
             </w:pPr>
             <w:r>
-              <w:t>`buttons.pressed(0)` / `buttons.pressed(1)`</w:t>
+              <w:t>`buttons.pressed(1)` / `buttons.pressed(0)`</w:t>
             </w:r>
           </w:p>
         </w:tc>
@@ -1237,7 +1237,7 @@
         <w:ind w:left="360"/>
       </w:pPr>
       <w:r>
-        <w:t>**ปุ่ม:** SW5 = ปุ่มล่าง = `buttons.pressed(0)` · SW6 = ปุ่มบน = `buttons.pressed(1)`</w:t>
+        <w:t>**ปุ่ม:** SW5 = ปุ่มล่าง = `buttons.pressed(1)` · SW6 = ปุ่มบน = `buttons.pressed(0)`</w:t>
       </w:r>
     </w:p>
     <w:p>
@@ -4187,7 +4187,19 @@
         <w:ind w:left="259"/>
       </w:pPr>
       <w:r>
-        <w:t>☐ ดูข้อความในแอป/แดชบอร์ด</w:t>
+        <w:t xml:space="preserve">☐ ดูข้อความในแอป/แดชบอร์ด และเปิด </w:t>
+      </w:r>
+      <w:hyperlink r:id="rId20">
+        <w:r>
+          <w:rPr>
+            <w:color w:val="0563C1"/>
+            <w:u w:val="single"/>
+          </w:rPr>
+          <w:t>แจ้งเตือนเข้ามือถือ</w:t>
+        </w:r>
+      </w:hyperlink>
+      <w:r>
+        <w:t xml:space="preserve"> (ใส่เลขทีมเดียวกัน)</w:t>
       </w:r>
     </w:p>
     <w:p>
@@ -4206,6 +4218,331 @@
     <w:p>
       <w:r>
         <w:t>**ข้อเสีย:** ______________________________________________________</w:t>
+      </w:r>
+    </w:p>
+    <w:p>
+      <w:pPr>
+        <w:pStyle w:val="Heading1"/>
+      </w:pPr>
+      <w:r>
+        <w:t>9.5 ภารกิจ AI ในฟาร์ม — กฎ + AI = ความเห็นที่สอง</w:t>
+      </w:r>
+    </w:p>
+    <w:p>
+      <w:r>
+        <w:t xml:space="preserve">**ไฟล์:** </w:t>
+      </w:r>
+      <w:hyperlink r:id="rId21">
+        <w:r>
+          <w:rPr>
+            <w:color w:val="0563C1"/>
+            <w:u w:val="single"/>
+          </w:rPr>
+          <w:t>`sf3_08_farm_ai_missions.py`</w:t>
+        </w:r>
+      </w:hyperlink>
+      <w:r>
+        <w:t xml:space="preserve"> · หน้าทีม </w:t>
+      </w:r>
+      <w:hyperlink r:id="rId22">
+        <w:r>
+          <w:rPr>
+            <w:color w:val="0563C1"/>
+            <w:u w:val="single"/>
+          </w:rPr>
+          <w:t>`ai_farm.html`</w:t>
+        </w:r>
+      </w:hyperlink>
+      <w:r>
+        <w:t xml:space="preserve"> · </w:t>
+      </w:r>
+      <w:hyperlink r:id="rId20">
+        <w:r>
+          <w:rPr>
+            <w:color w:val="0563C1"/>
+            <w:u w:val="single"/>
+          </w:rPr>
+          <w:t>แจ้งเตือนเข้ามือถือ</w:t>
+        </w:r>
+      </w:hyperlink>
+    </w:p>
+    <w:p>
+      <w:r>
+        <w:t>ทีมละ 1 ภารกิจ: `pump` หมอปั๊มน้ำ · `siren` ยามฟังไซเรน · `barn` หูโรงเรือน · `night` ยามกลางคืน · `voice` สั่งปั๊มด้วยเสียง · `worker` คนงานปลอดภัย · `drill` ช่างซ่อมโรงเรือน (ผู้สอนสาธิต)</w:t>
+      </w:r>
+    </w:p>
+    <w:p>
+      <w:pPr>
+        <w:ind w:left="259"/>
+      </w:pPr>
+      <w:r>
+        <w:t xml:space="preserve">☐ Deploy โมเดลของภารกิจจาก </w:t>
+      </w:r>
+      <w:hyperlink r:id="rId23">
+        <w:r>
+          <w:rPr>
+            <w:color w:val="0563C1"/>
+            <w:u w:val="single"/>
+          </w:rPr>
+          <w:t>Edge AI Store</w:t>
+        </w:r>
+      </w:hyperlink>
+      <w:r>
+        <w:t xml:space="preserve"> ลงบอร์ด</w:t>
+      </w:r>
+    </w:p>
+    <w:p>
+      <w:pPr>
+        <w:ind w:left="259"/>
+      </w:pPr>
+      <w:r>
+        <w:t>☐ แก้ `MISSION`, `TEAM`, `WIFI_SSID`, `WIFI_PASS` แล้วรัน</w:t>
+      </w:r>
+    </w:p>
+    <w:p>
+      <w:pPr>
+        <w:ind w:left="259"/>
+      </w:pPr>
+      <w:r>
+        <w:t>☐ เปิดหน้าทีมและหน้าแจ้งเตือน ใส่เลขทีมเดียวกัน</w:t>
+      </w:r>
+    </w:p>
+    <w:p>
+      <w:pPr>
+        <w:ind w:left="259"/>
+      </w:pPr>
+      <w:r>
+        <w:t>☐ ทำให้เกิดเหตุจริง แล้วกด **เหตุจริง / เตือนผิด / ไม่แน่ใจ** ให้ครบ 10 ครั้ง</w:t>
+      </w:r>
+    </w:p>
+    <w:p>
+      <w:pPr>
+        <w:ind w:left="259"/>
+      </w:pPr>
+      <w:r>
+        <w:t>☐ ดาวน์โหลด CSV จากหน้าทีม (ไว้ฝึกโมเดลใน BENTO Edge AI Trainer)</w:t>
+      </w:r>
+    </w:p>
+    <w:p>
+      <w:r>
+        <w:t>**ไม่มีบอร์ด:** เปิดหน้าทีมต่อท้าย `&amp;sim=1` แล้วกดปุ่มเหตุการณ์ของภารกิจ หรือรัน `sf3_08` ใน BENTO Emulator (ใช้โมเดลในตัวแทน)</w:t>
+      </w:r>
+    </w:p>
+    <w:tbl>
+      <w:tblPr>
+        <w:tblStyle w:val="TableGrid"/>
+        <w:tblW w:type="auto" w:w="0"/>
+        <w:jc w:val="center"/>
+        <w:tblLook w:firstColumn="1" w:firstRow="1" w:lastColumn="0" w:lastRow="0" w:noHBand="0" w:noVBand="1" w:val="04A0"/>
+      </w:tblPr>
+      <w:tblGrid>
+        <w:gridCol w:w="1728"/>
+        <w:gridCol w:w="1728"/>
+        <w:gridCol w:w="1728"/>
+        <w:gridCol w:w="1728"/>
+        <w:gridCol w:w="1728"/>
+        <w:gridCol w:w="1728"/>
+      </w:tblGrid>
+      <w:tr>
+        <w:tc>
+          <w:tcPr>
+            <w:tcW w:type="dxa" w:w="1728"/>
+          </w:tcPr>
+          <w:p>
+            <w:pPr>
+              <w:spacing w:after="0"/>
+            </w:pPr>
+            <w:r>
+              <w:rPr>
+                <w:b/>
+              </w:rPr>
+              <w:t>ภารกิจ</w:t>
+            </w:r>
+          </w:p>
+        </w:tc>
+        <w:tc>
+          <w:tcPr>
+            <w:tcW w:type="dxa" w:w="1728"/>
+          </w:tcPr>
+          <w:p>
+            <w:pPr>
+              <w:spacing w:after="0"/>
+            </w:pPr>
+            <w:r>
+              <w:rPr>
+                <w:b/>
+              </w:rPr>
+              <w:t>โมเดล (ชื่อบนบอร์ด)</w:t>
+            </w:r>
+          </w:p>
+        </w:tc>
+        <w:tc>
+          <w:tcPr>
+            <w:tcW w:type="dxa" w:w="1728"/>
+          </w:tcPr>
+          <w:p>
+            <w:pPr>
+              <w:spacing w:after="0"/>
+            </w:pPr>
+            <w:r>
+              <w:rPr>
+                <w:b/>
+              </w:rPr>
+              <w:t>เตือนทั้งหมด</w:t>
+            </w:r>
+          </w:p>
+        </w:tc>
+        <w:tc>
+          <w:tcPr>
+            <w:tcW w:type="dxa" w:w="1728"/>
+          </w:tcPr>
+          <w:p>
+            <w:pPr>
+              <w:spacing w:after="0"/>
+            </w:pPr>
+            <w:r>
+              <w:rPr>
+                <w:b/>
+              </w:rPr>
+              <w:t>เหตุจริง</w:t>
+            </w:r>
+          </w:p>
+        </w:tc>
+        <w:tc>
+          <w:tcPr>
+            <w:tcW w:type="dxa" w:w="1728"/>
+          </w:tcPr>
+          <w:p>
+            <w:pPr>
+              <w:spacing w:after="0"/>
+            </w:pPr>
+            <w:r>
+              <w:rPr>
+                <w:b/>
+              </w:rPr>
+              <w:t>เตือนผิด</w:t>
+            </w:r>
+          </w:p>
+        </w:tc>
+        <w:tc>
+          <w:tcPr>
+            <w:tcW w:type="dxa" w:w="1728"/>
+          </w:tcPr>
+          <w:p>
+            <w:pPr>
+              <w:spacing w:after="0"/>
+            </w:pPr>
+            <w:r>
+              <w:rPr>
+                <w:b/>
+              </w:rPr>
+              <w:t>ไม่แน่ใจ</w:t>
+            </w:r>
+          </w:p>
+        </w:tc>
+      </w:tr>
+      <w:tr>
+        <w:tc>
+          <w:tcPr>
+            <w:tcW w:type="dxa" w:w="1728"/>
+          </w:tcPr>
+          <w:p>
+            <w:pPr>
+              <w:spacing w:after="0"/>
+            </w:pPr>
+            <w:r>
+              <w:t>________</w:t>
+            </w:r>
+          </w:p>
+        </w:tc>
+        <w:tc>
+          <w:tcPr>
+            <w:tcW w:type="dxa" w:w="1728"/>
+          </w:tcPr>
+          <w:p>
+            <w:pPr>
+              <w:spacing w:after="0"/>
+            </w:pPr>
+            <w:r>
+              <w:t>_______________</w:t>
+            </w:r>
+          </w:p>
+        </w:tc>
+        <w:tc>
+          <w:tcPr>
+            <w:tcW w:type="dxa" w:w="1728"/>
+          </w:tcPr>
+          <w:p>
+            <w:pPr>
+              <w:spacing w:after="0"/>
+            </w:pPr>
+            <w:r>
+              <w:t>_____</w:t>
+            </w:r>
+          </w:p>
+        </w:tc>
+        <w:tc>
+          <w:tcPr>
+            <w:tcW w:type="dxa" w:w="1728"/>
+          </w:tcPr>
+          <w:p>
+            <w:pPr>
+              <w:spacing w:after="0"/>
+            </w:pPr>
+            <w:r>
+              <w:t>____</w:t>
+            </w:r>
+          </w:p>
+        </w:tc>
+        <w:tc>
+          <w:tcPr>
+            <w:tcW w:type="dxa" w:w="1728"/>
+          </w:tcPr>
+          <w:p>
+            <w:pPr>
+              <w:spacing w:after="0"/>
+            </w:pPr>
+            <w:r>
+              <w:t>____</w:t>
+            </w:r>
+          </w:p>
+        </w:tc>
+        <w:tc>
+          <w:tcPr>
+            <w:tcW w:type="dxa" w:w="1728"/>
+          </w:tcPr>
+          <w:p>
+            <w:pPr>
+              <w:spacing w:after="0"/>
+            </w:pPr>
+            <w:r>
+              <w:t>____</w:t>
+            </w:r>
+          </w:p>
+        </w:tc>
+      </w:tr>
+    </w:tbl>
+    <w:p>
+      <w:pPr>
+        <w:pStyle w:val="Heading2"/>
+      </w:pPr>
+      <w:r>
+        <w:t>คิด</w:t>
+      </w:r>
+    </w:p>
+    <w:p>
+      <w:r>
+        <w:t>**AI กับกฎเห็นต่างกันตอนไหน (lvl 1) และใครถูก:** __________________________________</w:t>
+      </w:r>
+    </w:p>
+    <w:p>
+      <w:r>
+        <w:t>**ถ้าเป็นฟาร์มจริง จะติดบอร์ดไว้ตรงไหน และจะเก็บเสียง/ท่าทางอะไรไปฝึกโมเดลเพิ่ม:** __________________________________</w:t>
+      </w:r>
+    </w:p>
+    <w:p>
+      <w:r>
+        <w:t>**รวมสองภารกิจ หรือภารกิจกับกิจกรรม 5 แล้วได้อะไรใหม่ (เช่น ฝน + Gateway = งดรดน้ำ):** __________________________________</w:t>
       </w:r>
     </w:p>
     <w:p/>
@@ -6531,6 +6868,108 @@
             </w:pPr>
             <w:r>
               <w:t>ห้องทดลองโมเดล AI</w:t>
+            </w:r>
+          </w:p>
+        </w:tc>
+      </w:tr>
+      <w:tr>
+        <w:tc>
+          <w:tcPr>
+            <w:tcW w:type="dxa" w:w="5184"/>
+          </w:tcPr>
+          <w:p>
+            <w:pPr>
+              <w:spacing w:after="0"/>
+            </w:pPr>
+            <w:hyperlink r:id="rId21">
+              <w:r>
+                <w:rPr>
+                  <w:color w:val="0563C1"/>
+                  <w:u w:val="single"/>
+                </w:rPr>
+                <w:t>`sf3_08_farm_ai_missions.py`</w:t>
+              </w:r>
+            </w:hyperlink>
+          </w:p>
+        </w:tc>
+        <w:tc>
+          <w:tcPr>
+            <w:tcW w:type="dxa" w:w="5184"/>
+          </w:tcPr>
+          <w:p>
+            <w:pPr>
+              <w:spacing w:after="0"/>
+            </w:pPr>
+            <w:r>
+              <w:t>7 ภารกิจ AI: กฎ + AI → MQTT → เว็บทีม + มือถือ</w:t>
+            </w:r>
+          </w:p>
+        </w:tc>
+      </w:tr>
+      <w:tr>
+        <w:tc>
+          <w:tcPr>
+            <w:tcW w:type="dxa" w:w="5184"/>
+          </w:tcPr>
+          <w:p>
+            <w:pPr>
+              <w:spacing w:after="0"/>
+            </w:pPr>
+            <w:hyperlink r:id="rId22">
+              <w:r>
+                <w:rPr>
+                  <w:color w:val="0563C1"/>
+                  <w:u w:val="single"/>
+                </w:rPr>
+                <w:t>`ai_farm.html`</w:t>
+              </w:r>
+            </w:hyperlink>
+          </w:p>
+        </w:tc>
+        <w:tc>
+          <w:tcPr>
+            <w:tcW w:type="dxa" w:w="5184"/>
+          </w:tcPr>
+          <w:p>
+            <w:pPr>
+              <w:spacing w:after="0"/>
+            </w:pPr>
+            <w:r>
+              <w:t>หน้าทีม + บอร์ดจำลอง + CSV ผลตอบกลับ</w:t>
+            </w:r>
+          </w:p>
+        </w:tc>
+      </w:tr>
+      <w:tr>
+        <w:tc>
+          <w:tcPr>
+            <w:tcW w:type="dxa" w:w="5184"/>
+          </w:tcPr>
+          <w:p>
+            <w:pPr>
+              <w:spacing w:after="0"/>
+            </w:pPr>
+            <w:hyperlink r:id="rId20">
+              <w:r>
+                <w:rPr>
+                  <w:color w:val="0563C1"/>
+                  <w:u w:val="single"/>
+                </w:rPr>
+                <w:t>แจ้งเตือนเข้ามือถือ</w:t>
+              </w:r>
+            </w:hyperlink>
+          </w:p>
+        </w:tc>
+        <w:tc>
+          <w:tcPr>
+            <w:tcW w:type="dxa" w:w="5184"/>
+          </w:tcPr>
+          <w:p>
+            <w:pPr>
+              <w:spacing w:after="0"/>
+            </w:pPr>
+            <w:r>
+              <w:t>ntfy / Telegram จากเบราว์เซอร์</w:t>
             </w:r>
           </w:p>
         </w:tc>

--- a/s3/sf-s3-th.docx
+++ b/s3/sf-s3-th.docx
@@ -489,7 +489,7 @@
         </w:rPr>
         <w:t xml:space="preserve">ไฟล์คาบ 3: </w:t>
       </w:r>
-      <w:hyperlink w:history="1" r:id="rIdyq3-6gxx2apwyotqa4c50">
+      <w:hyperlink w:history="1" r:id="rIdvqmi7zzwapbxlg2cuxjuy">
         <w:r>
           <w:rPr>
             <w:rFonts w:ascii="TH Sarabun New" w:cs="TH Sarabun New" w:eastAsia="TH Sarabun New" w:hAnsi="TH Sarabun New"/>
@@ -2003,7 +2003,7 @@
         </w:rPr>
         <w:t xml:space="preserve">ไฟล์: </w:t>
       </w:r>
-      <w:hyperlink w:history="1" r:id="rIdggy19s-8lu88y9nooblom">
+      <w:hyperlink w:history="1" r:id="rId7qsljwltw_6w93nd4eotl">
         <w:r>
           <w:rPr>
             <w:rFonts w:ascii="TH Sarabun New" w:cs="TH Sarabun New" w:eastAsia="TH Sarabun New" w:hAnsi="TH Sarabun New"/>
@@ -2592,7 +2592,7 @@
         </w:rPr>
         <w:t xml:space="preserve">ไฟล์: </w:t>
       </w:r>
-      <w:hyperlink w:history="1" r:id="rIdbq1thelkm0bspncoxljtw">
+      <w:hyperlink w:history="1" r:id="rId8dfraoq2latoeunraoanq">
         <w:r>
           <w:rPr>
             <w:rFonts w:ascii="TH Sarabun New" w:cs="TH Sarabun New" w:eastAsia="TH Sarabun New" w:hAnsi="TH Sarabun New"/>
@@ -3054,7 +3054,7 @@
         </w:rPr>
         <w:t xml:space="preserve">ไฟล์: </w:t>
       </w:r>
-      <w:hyperlink w:history="1" r:id="rIdchj7w_nkgprzloybhfkst">
+      <w:hyperlink w:history="1" r:id="rIdc7ihhepidk_pf3c1ugihq">
         <w:r>
           <w:rPr>
             <w:rFonts w:ascii="TH Sarabun New" w:cs="TH Sarabun New" w:eastAsia="TH Sarabun New" w:hAnsi="TH Sarabun New"/>
@@ -3736,7 +3736,7 @@
         </w:rPr>
         <w:t xml:space="preserve">ไฟล์: </w:t>
       </w:r>
-      <w:hyperlink w:history="1" r:id="rIdjv0i85ghdjdpw-ij6wrl-">
+      <w:hyperlink w:history="1" r:id="rIduw2mvs6l7slswbuimw5gy">
         <w:r>
           <w:rPr>
             <w:rFonts w:ascii="TH Sarabun New" w:cs="TH Sarabun New" w:eastAsia="TH Sarabun New" w:hAnsi="TH Sarabun New"/>
@@ -4386,7 +4386,7 @@
         </w:rPr>
         <w:t xml:space="preserve">โจทย์โปรเจกต์ฉบับง่าย (1 สัปดาห์): </w:t>
       </w:r>
-      <w:hyperlink w:history="1" r:id="rIdctup2tk2ry3cdildmiloi">
+      <w:hyperlink w:history="1" r:id="rId5aup88ijglatoiq_dxufv">
         <w:r>
           <w:rPr>
             <w:rFonts w:ascii="TH Sarabun New" w:cs="TH Sarabun New" w:eastAsia="TH Sarabun New" w:hAnsi="TH Sarabun New"/>
@@ -4515,7 +4515,7 @@
                 <w:sz w:val="28"/>
                 <w:szCs w:val="28"/>
               </w:rPr>
-              <w:t xml:space="preserve">โบนัสจากคาบนี้</w:t>
+              <w:t xml:space="preserve">ใช้ในโปรเจกต์อย่างไร</w:t>
             </w:r>
           </w:p>
         </w:tc>
@@ -4581,7 +4581,7 @@
                 <w:sz w:val="28"/>
                 <w:szCs w:val="28"/>
               </w:rPr>
-              <w:t xml:space="preserve">5 คอกปศุสัตว์ (ขั้นสูง) · 3 ไซโล</w:t>
+              <w:t xml:space="preserve">5 คอกปศุสัตว์</w:t>
             </w:r>
           </w:p>
         </w:tc>
@@ -4613,7 +4613,7 @@
                 <w:sz w:val="28"/>
                 <w:szCs w:val="28"/>
               </w:rPr>
-              <w:t xml:space="preserve">ยืนยัน N ครั้ง</w:t>
+              <w:t xml:space="preserve">ขั้นสูง เฉพาะกลุ่มที่พร้อม</w:t>
             </w:r>
           </w:p>
         </w:tc>
@@ -4711,7 +4711,7 @@
                 <w:sz w:val="28"/>
                 <w:szCs w:val="28"/>
               </w:rPr>
-              <w:t xml:space="preserve">นับในช่วงเวลา</w:t>
+              <w:t xml:space="preserve">ระดับ 2 (ระดับ 1 ใช้ความร้อนจาก sf2_04)</w:t>
             </w:r>
           </w:p>
         </w:tc>
@@ -4809,7 +4809,105 @@
                 <w:sz w:val="28"/>
                 <w:szCs w:val="28"/>
               </w:rPr>
-              <w:t xml:space="preserve">จำค่าปกติ · Edge AI</w:t>
+              <w:t xml:space="preserve">ระดับ 2 (ระดับ 1 ของไอเดีย 1 ใช้ sf2_04)</w:t>
+            </w:r>
+          </w:p>
+        </w:tc>
+      </w:tr>
+      <w:tr>
+        <w:tc>
+          <w:tcPr>
+            <w:tcW w:type="dxa" w:w="3400"/>
+            <w:tcBorders>
+              <w:top w:val="single" w:color="BFBFBF" w:sz="4"/>
+              <w:left w:val="single" w:color="BFBFBF" w:sz="4"/>
+              <w:bottom w:val="single" w:color="BFBFBF" w:sz="4"/>
+              <w:right w:val="single" w:color="BFBFBF" w:sz="4"/>
+            </w:tcBorders>
+            <w:tcMar>
+              <w:top w:type="dxa" w:w="40"/>
+              <w:left w:type="dxa" w:w="100"/>
+              <w:bottom w:type="dxa" w:w="40"/>
+              <w:right w:type="dxa" w:w="100"/>
+            </w:tcMar>
+          </w:tcPr>
+          <w:p>
+            <w:pPr>
+              <w:spacing w:after="0"/>
+            </w:pPr>
+            <w:r>
+              <w:rPr>
+                <w:rFonts w:ascii="TH Sarabun New" w:cs="TH Sarabun New" w:eastAsia="TH Sarabun New" w:hAnsi="TH Sarabun New"/>
+                <w:b w:val="false"/>
+                <w:bCs w:val="false"/>
+                <w:sz w:val="28"/>
+                <w:szCs w:val="28"/>
+              </w:rPr>
+              <w:t xml:space="preserve">ยังไม่มั่นใจเรื่องโค้ด</w:t>
+            </w:r>
+          </w:p>
+        </w:tc>
+        <w:tc>
+          <w:tcPr>
+            <w:tcW w:type="dxa" w:w="3400"/>
+            <w:tcBorders>
+              <w:top w:val="single" w:color="BFBFBF" w:sz="4"/>
+              <w:left w:val="single" w:color="BFBFBF" w:sz="4"/>
+              <w:bottom w:val="single" w:color="BFBFBF" w:sz="4"/>
+              <w:right w:val="single" w:color="BFBFBF" w:sz="4"/>
+            </w:tcBorders>
+            <w:tcMar>
+              <w:top w:type="dxa" w:w="40"/>
+              <w:left w:type="dxa" w:w="100"/>
+              <w:bottom w:type="dxa" w:w="40"/>
+              <w:right w:type="dxa" w:w="100"/>
+            </w:tcMar>
+          </w:tcPr>
+          <w:p>
+            <w:pPr>
+              <w:spacing w:after="0"/>
+            </w:pPr>
+            <w:r>
+              <w:rPr>
+                <w:rFonts w:ascii="TH Sarabun New" w:cs="TH Sarabun New" w:eastAsia="TH Sarabun New" w:hAnsi="TH Sarabun New"/>
+                <w:b w:val="false"/>
+                <w:bCs w:val="false"/>
+                <w:sz w:val="28"/>
+                <w:szCs w:val="28"/>
+              </w:rPr>
+              <w:t xml:space="preserve">3 · 8 · 1 · 2 · 4 · 6</w:t>
+            </w:r>
+          </w:p>
+        </w:tc>
+        <w:tc>
+          <w:tcPr>
+            <w:tcW w:type="dxa" w:w="3568"/>
+            <w:tcBorders>
+              <w:top w:val="single" w:color="BFBFBF" w:sz="4"/>
+              <w:left w:val="single" w:color="BFBFBF" w:sz="4"/>
+              <w:bottom w:val="single" w:color="BFBFBF" w:sz="4"/>
+              <w:right w:val="single" w:color="BFBFBF" w:sz="4"/>
+            </w:tcBorders>
+            <w:tcMar>
+              <w:top w:type="dxa" w:w="40"/>
+              <w:left w:type="dxa" w:w="100"/>
+              <w:bottom w:type="dxa" w:w="40"/>
+              <w:right w:type="dxa" w:w="100"/>
+            </w:tcMar>
+          </w:tcPr>
+          <w:p>
+            <w:pPr>
+              <w:spacing w:after="0"/>
+            </w:pPr>
+            <w:r>
+              <w:rPr>
+                <w:rFonts w:ascii="TH Sarabun New" w:cs="TH Sarabun New" w:eastAsia="TH Sarabun New" w:hAnsi="TH Sarabun New"/>
+                <w:b w:val="false"/>
+                <w:bCs w:val="false"/>
+                <w:sz w:val="28"/>
+                <w:szCs w:val="28"/>
+              </w:rPr>
+              <w:t xml:space="preserve">ระดับ 1 ก็ครบ ไม่ต้องใช้ของคาบ 3</w:t>
             </w:r>
           </w:p>
         </w:tc>

--- a/s3/sf-s3-th.docx
+++ b/s3/sf-s3-th.docx
@@ -489,7 +489,7 @@
         </w:rPr>
         <w:t xml:space="preserve">ไฟล์คาบ 3: </w:t>
       </w:r>
-      <w:hyperlink w:history="1" r:id="rIdvqmi7zzwapbxlg2cuxjuy">
+      <w:hyperlink w:history="1" r:id="rIdydcpi3rb6p4zj0i7tis9a">
         <w:r>
           <w:rPr>
             <w:rFonts w:ascii="TH Sarabun New" w:cs="TH Sarabun New" w:eastAsia="TH Sarabun New" w:hAnsi="TH Sarabun New"/>
@@ -2003,7 +2003,7 @@
         </w:rPr>
         <w:t xml:space="preserve">ไฟล์: </w:t>
       </w:r>
-      <w:hyperlink w:history="1" r:id="rId7qsljwltw_6w93nd4eotl">
+      <w:hyperlink w:history="1" r:id="rIdm86gaigiliyqsxuy03jpq">
         <w:r>
           <w:rPr>
             <w:rFonts w:ascii="TH Sarabun New" w:cs="TH Sarabun New" w:eastAsia="TH Sarabun New" w:hAnsi="TH Sarabun New"/>
@@ -2592,7 +2592,7 @@
         </w:rPr>
         <w:t xml:space="preserve">ไฟล์: </w:t>
       </w:r>
-      <w:hyperlink w:history="1" r:id="rId8dfraoq2latoeunraoanq">
+      <w:hyperlink w:history="1" r:id="rIdkgd_s2ofnx0ldidhcybp-">
         <w:r>
           <w:rPr>
             <w:rFonts w:ascii="TH Sarabun New" w:cs="TH Sarabun New" w:eastAsia="TH Sarabun New" w:hAnsi="TH Sarabun New"/>
@@ -3054,7 +3054,7 @@
         </w:rPr>
         <w:t xml:space="preserve">ไฟล์: </w:t>
       </w:r>
-      <w:hyperlink w:history="1" r:id="rIdc7ihhepidk_pf3c1ugihq">
+      <w:hyperlink w:history="1" r:id="rIdbiylswvip8a_d4czboudi">
         <w:r>
           <w:rPr>
             <w:rFonts w:ascii="TH Sarabun New" w:cs="TH Sarabun New" w:eastAsia="TH Sarabun New" w:hAnsi="TH Sarabun New"/>
@@ -3736,7 +3736,7 @@
         </w:rPr>
         <w:t xml:space="preserve">ไฟล์: </w:t>
       </w:r>
-      <w:hyperlink w:history="1" r:id="rIduw2mvs6l7slswbuimw5gy">
+      <w:hyperlink w:history="1" r:id="rIdgsctn80vivka2kdhhx2jf">
         <w:r>
           <w:rPr>
             <w:rFonts w:ascii="TH Sarabun New" w:cs="TH Sarabun New" w:eastAsia="TH Sarabun New" w:hAnsi="TH Sarabun New"/>
@@ -4386,7 +4386,7 @@
         </w:rPr>
         <w:t xml:space="preserve">โจทย์โปรเจกต์ฉบับง่าย (1 สัปดาห์): </w:t>
       </w:r>
-      <w:hyperlink w:history="1" r:id="rId5aup88ijglatoiq_dxufv">
+      <w:hyperlink w:history="1" r:id="rIdkcabsfp-oujlj69i5cwgw">
         <w:r>
           <w:rPr>
             <w:rFonts w:ascii="TH Sarabun New" w:cs="TH Sarabun New" w:eastAsia="TH Sarabun New" w:hAnsi="TH Sarabun New"/>

--- a/s3/sf-s3-th.docx
+++ b/s3/sf-s3-th.docx
@@ -45,7 +45,7 @@
           <w:sz w:val="32"/>
           <w:szCs w:val="32"/>
         </w:rPr>
-        <w:t xml:space="preserve">AI ในฟาร์ม (ฉบับง่าย): เรดาร์ → ไมค์ → การสั่น → Edge AI → เลือกไอเดียโปรเจกต์</w:t>
+        <w:t xml:space="preserve">AI ในฟาร์ม (ฉบับง่าย): เรดาร์ → ไมค์ → การสั่น → Edge AI → เลือกเรื่องโปรเจกต์</w:t>
       </w:r>
     </w:p>
     <w:p>
@@ -444,7 +444,7 @@
           <w:sz w:val="30"/>
           <w:szCs w:val="30"/>
         </w:rPr>
-        <w:t xml:space="preserve">คาบ 1–2 บอร์ดอ่านอากาศและส่งข้อมูลขึ้นมือถือได้แล้ว คาบนี้ลองเซนเซอร์อีก 3 ตัวที่ "ฟัง" ฟาร์มได้ (เรดาร์ ไมค์ IMU) แต่ละตัวมีวิธีกันเตือนผิดคนละแบบ แล้วดู Edge AI บนบอร์ด ท้ายคาบเลือกไอเดียโปรเจกต์ของกลุ่ม</w:t>
+        <w:t xml:space="preserve">คาบ 1–2 บอร์ดอ่านอากาศและส่งข้อมูลขึ้นมือถือได้แล้ว คาบนี้ลองเซนเซอร์อีก 3 ตัวที่ "ฟัง" ฟาร์มได้ (เรดาร์ ไมค์ IMU) แต่ละตัวมีวิธีกันเตือนผิดคนละแบบ แล้วดู Edge AI บนบอร์ด ท้ายคาบเลือกเรื่องโปรเจกต์ของกลุ่ม</w:t>
       </w:r>
     </w:p>
     <w:p>
@@ -489,7 +489,7 @@
         </w:rPr>
         <w:t xml:space="preserve">ไฟล์คาบ 3: </w:t>
       </w:r>
-      <w:hyperlink w:history="1" r:id="rIdydcpi3rb6p4zj0i7tis9a">
+      <w:hyperlink w:history="1" r:id="rIdquve1zfhxona1_2-tburz">
         <w:r>
           <w:rPr>
             <w:rFonts w:ascii="TH Sarabun New" w:cs="TH Sarabun New" w:eastAsia="TH Sarabun New" w:hAnsi="TH Sarabun New"/>
@@ -674,7 +674,7 @@
           <w:sz w:val="30"/>
           <w:szCs w:val="30"/>
         </w:rPr>
-        <w:t xml:space="preserve">เลือกไอเดียโปรเจกต์ของกลุ่มได้ 1 เรื่อง</w:t>
+        <w:t xml:space="preserve">เลือกเรื่องโปรเจกต์ของกลุ่มได้ 1 เรื่อง</w:t>
       </w:r>
     </w:p>
     <w:p>
@@ -1039,7 +1039,7 @@
                 <w:sz w:val="28"/>
                 <w:szCs w:val="28"/>
               </w:rPr>
-              <w:t xml:space="preserve">กิจกรรม 5 (เลือกไอเดีย)</w:t>
+              <w:t xml:space="preserve">กิจกรรม 5 (เลือกเรื่อง)</w:t>
             </w:r>
           </w:p>
         </w:tc>
@@ -1932,7 +1932,7 @@
                 <w:sz w:val="28"/>
                 <w:szCs w:val="28"/>
               </w:rPr>
-              <w:t xml:space="preserve">กิจกรรม 5 เลือกไอเดียโปรเจกต์ + บัตรออก</w:t>
+              <w:t xml:space="preserve">กิจกรรม 5 เลือกเรื่องโปรเจกต์ + บัตรออก</w:t>
             </w:r>
           </w:p>
         </w:tc>
@@ -2003,7 +2003,7 @@
         </w:rPr>
         <w:t xml:space="preserve">ไฟล์: </w:t>
       </w:r>
-      <w:hyperlink w:history="1" r:id="rIdm86gaigiliyqsxuy03jpq">
+      <w:hyperlink w:history="1" r:id="rIdypnabajtrcw2tydhgw_l8">
         <w:r>
           <w:rPr>
             <w:rFonts w:ascii="TH Sarabun New" w:cs="TH Sarabun New" w:eastAsia="TH Sarabun New" w:hAnsi="TH Sarabun New"/>
@@ -2592,7 +2592,7 @@
         </w:rPr>
         <w:t xml:space="preserve">ไฟล์: </w:t>
       </w:r>
-      <w:hyperlink w:history="1" r:id="rIdkgd_s2ofnx0ldidhcybp-">
+      <w:hyperlink w:history="1" r:id="rIdqxahniomxjvdafu4vgd36">
         <w:r>
           <w:rPr>
             <w:rFonts w:ascii="TH Sarabun New" w:cs="TH Sarabun New" w:eastAsia="TH Sarabun New" w:hAnsi="TH Sarabun New"/>
@@ -3054,7 +3054,7 @@
         </w:rPr>
         <w:t xml:space="preserve">ไฟล์: </w:t>
       </w:r>
-      <w:hyperlink w:history="1" r:id="rIdbiylswvip8a_d4czboudi">
+      <w:hyperlink w:history="1" r:id="rIdaoc4mpm7hcwrnixagqmro">
         <w:r>
           <w:rPr>
             <w:rFonts w:ascii="TH Sarabun New" w:cs="TH Sarabun New" w:eastAsia="TH Sarabun New" w:hAnsi="TH Sarabun New"/>
@@ -3736,7 +3736,7 @@
         </w:rPr>
         <w:t xml:space="preserve">ไฟล์: </w:t>
       </w:r>
-      <w:hyperlink w:history="1" r:id="rIdgsctn80vivka2kdhhx2jf">
+      <w:hyperlink w:history="1" r:id="rIdqovji4qjjvzp__ewbbssq">
         <w:r>
           <w:rPr>
             <w:rFonts w:ascii="TH Sarabun New" w:cs="TH Sarabun New" w:eastAsia="TH Sarabun New" w:hAnsi="TH Sarabun New"/>
@@ -4384,9 +4384,9 @@
           <w:sz w:val="30"/>
           <w:szCs w:val="30"/>
         </w:rPr>
-        <w:t xml:space="preserve">โจทย์โปรเจกต์ฉบับง่าย (1 สัปดาห์): </w:t>
-      </w:r>
-      <w:hyperlink w:history="1" r:id="rIdkcabsfp-oujlj69i5cwgw">
+        <w:t xml:space="preserve">โจทย์โปรเจกต์ 1 สัปดาห์ (25 เรื่อง): </w:t>
+      </w:r>
+      <w:hyperlink w:history="1" r:id="rIdwvfy6qkigycoy8qolep7x">
         <w:r>
           <w:rPr>
             <w:rFonts w:ascii="TH Sarabun New" w:cs="TH Sarabun New" w:eastAsia="TH Sarabun New" w:hAnsi="TH Sarabun New"/>
@@ -4482,7 +4482,7 @@
                 <w:sz w:val="28"/>
                 <w:szCs w:val="28"/>
               </w:rPr>
-              <w:t xml:space="preserve">ไอเดียที่ใช้ได้</w:t>
+              <w:t xml:space="preserve">เรื่องที่ใช้ได้ (1–25)</w:t>
             </w:r>
           </w:p>
         </w:tc>
@@ -4515,7 +4515,7 @@
                 <w:sz w:val="28"/>
                 <w:szCs w:val="28"/>
               </w:rPr>
-              <w:t xml:space="preserve">ใช้ในโปรเจกต์อย่างไร</w:t>
+              <w:t xml:space="preserve">ชุดเริ่มต้น</w:t>
             </w:r>
           </w:p>
         </w:tc>
@@ -4581,7 +4581,7 @@
                 <w:sz w:val="28"/>
                 <w:szCs w:val="28"/>
               </w:rPr>
-              <w:t xml:space="preserve">5 คอกปศุสัตว์</w:t>
+              <w:t xml:space="preserve">5 · 25</w:t>
             </w:r>
           </w:p>
         </w:tc>
@@ -4613,7 +4613,7 @@
                 <w:sz w:val="28"/>
                 <w:szCs w:val="28"/>
               </w:rPr>
-              <w:t xml:space="preserve">ขั้นสูง เฉพาะกลุ่มที่พร้อม</w:t>
+              <w:t xml:space="preserve">D · เรดาร์จับผู้บุกรุก</w:t>
             </w:r>
           </w:p>
         </w:tc>
@@ -4647,7 +4647,7 @@
                 <w:sz w:val="28"/>
                 <w:szCs w:val="28"/>
               </w:rPr>
-              <w:t xml:space="preserve">ไมค์ (กิจกรรม 2)</w:t>
+              <w:t xml:space="preserve">การสั่น (กิจกรรม 3)</w:t>
             </w:r>
           </w:p>
         </w:tc>
@@ -4679,7 +4679,7 @@
                 <w:sz w:val="28"/>
                 <w:szCs w:val="28"/>
               </w:rPr>
-              <w:t xml:space="preserve">8 เล้าไก่</w:t>
+              <w:t xml:space="preserve">7 · 21 · 22 · 23 · 24</w:t>
             </w:r>
           </w:p>
         </w:tc>
@@ -4711,7 +4711,7 @@
                 <w:sz w:val="28"/>
                 <w:szCs w:val="28"/>
               </w:rPr>
-              <w:t xml:space="preserve">ระดับ 2 (ระดับ 1 ใช้ความร้อนจาก sf2_04)</w:t>
+              <w:t xml:space="preserve">C · การสั่นผิดปกติ</w:t>
             </w:r>
           </w:p>
         </w:tc>
@@ -4745,7 +4745,7 @@
                 <w:sz w:val="28"/>
                 <w:szCs w:val="28"/>
               </w:rPr>
-              <w:t xml:space="preserve">การสั่น (กิจกรรม 3–4)</w:t>
+              <w:t xml:space="preserve">อากาศ ความชื้น อุณหภูมิ</w:t>
             </w:r>
           </w:p>
         </w:tc>
@@ -4777,7 +4777,7 @@
                 <w:sz w:val="28"/>
                 <w:szCs w:val="28"/>
               </w:rPr>
-              <w:t xml:space="preserve">7 หมอฟังปั๊ม · 1 กล่องขนส่ง</w:t>
+              <w:t xml:space="preserve">1 · 2 · 3 · 8 · 9–15</w:t>
             </w:r>
           </w:p>
         </w:tc>
@@ -4809,7 +4809,7 @@
                 <w:sz w:val="28"/>
                 <w:szCs w:val="28"/>
               </w:rPr>
-              <w:t xml:space="preserve">ระดับ 2 (ระดับ 1 ของไอเดีย 1 ใช้ sf2_04)</w:t>
+              <w:t xml:space="preserve">A · เฝ้าอากาศ + เตือน</w:t>
             </w:r>
           </w:p>
         </w:tc>
@@ -4843,7 +4843,7 @@
                 <w:sz w:val="28"/>
                 <w:szCs w:val="28"/>
               </w:rPr>
-              <w:t xml:space="preserve">ยังไม่มั่นใจเรื่องโค้ด</w:t>
+              <w:t xml:space="preserve">สั่งเครื่องจากมือถือ</w:t>
             </w:r>
           </w:p>
         </w:tc>
@@ -4875,7 +4875,7 @@
                 <w:sz w:val="28"/>
                 <w:szCs w:val="28"/>
               </w:rPr>
-              <w:t xml:space="preserve">3 · 8 · 1 · 2 · 4 · 6</w:t>
+              <w:t xml:space="preserve">4 · 6 · 16–20</w:t>
             </w:r>
           </w:p>
         </w:tc>
@@ -4907,7 +4907,7 @@
                 <w:sz w:val="28"/>
                 <w:szCs w:val="28"/>
               </w:rPr>
-              <w:t xml:space="preserve">ระดับ 1 ก็ครบ ไม่ต้องใช้ของคาบ 3</w:t>
+              <w:t xml:space="preserve">B · สั่งเครื่อง + กฎปลอดภัย</w:t>
             </w:r>
           </w:p>
         </w:tc>
@@ -4920,6 +4920,21 @@
     </w:p>
     <w:p>
       <w:pPr>
+        <w:spacing w:before="60"/>
+      </w:pPr>
+      <w:r>
+        <w:rPr>
+          <w:rFonts w:ascii="TH Sarabun New" w:cs="TH Sarabun New" w:eastAsia="TH Sarabun New" w:hAnsi="TH Sarabun New"/>
+          <w:i/>
+          <w:iCs/>
+          <w:sz w:val="24"/>
+          <w:szCs w:val="24"/>
+        </w:rPr>
+        <w:t xml:space="preserve">ไมค์และ Edge AI (กิจกรรม 2 และ 4) เรียนเพื่อเข้าใจหลักการ ไม่อยู่ในโจทย์รุ่นนี้ · ตัวอย่างอนาคตอยู่ใน project/ai_future/</w:t>
+      </w:r>
+    </w:p>
+    <w:p>
+      <w:pPr>
         <w:spacing w:after="120" w:before="120"/>
       </w:pPr>
       <w:r>
@@ -4928,15 +4943,15 @@
           <w:sz w:val="30"/>
           <w:szCs w:val="30"/>
         </w:rPr>
-        <w:t xml:space="preserve">ไอเดียที่กลุ่มเลือก (1–8 หรือคิดเอง): </w:t>
-      </w:r>
-      <w:r>
-        <w:rPr>
-          <w:rFonts w:ascii="TH Sarabun New" w:cs="TH Sarabun New" w:eastAsia="TH Sarabun New" w:hAnsi="TH Sarabun New"/>
-          <w:sz w:val="30"/>
-          <w:szCs w:val="30"/>
-        </w:rPr>
-        <w:t xml:space="preserve">_______________________</w:t>
+        <w:t xml:space="preserve">เรื่องที่กลุ่มเลือก (1–25): </w:t>
+      </w:r>
+      <w:r>
+        <w:rPr>
+          <w:rFonts w:ascii="TH Sarabun New" w:cs="TH Sarabun New" w:eastAsia="TH Sarabun New" w:hAnsi="TH Sarabun New"/>
+          <w:sz w:val="30"/>
+          <w:szCs w:val="30"/>
+        </w:rPr>
+        <w:t xml:space="preserve">_________________________________</w:t>
       </w:r>
     </w:p>
     <w:p>
@@ -4970,15 +4985,15 @@
           <w:sz w:val="30"/>
           <w:szCs w:val="30"/>
         </w:rPr>
-        <w:t xml:space="preserve">ไฟล์ตั้งต้นจากคาบ 2 ที่จะใช้: </w:t>
-      </w:r>
-      <w:r>
-        <w:rPr>
-          <w:rFonts w:ascii="TH Sarabun New" w:cs="TH Sarabun New" w:eastAsia="TH Sarabun New" w:hAnsi="TH Sarabun New"/>
-          <w:sz w:val="30"/>
-          <w:szCs w:val="30"/>
-        </w:rPr>
-        <w:t xml:space="preserve">_______________________________</w:t>
+        <w:t xml:space="preserve">ไฟล์เริ่มต้นใน project/ ที่จะใช้: </w:t>
+      </w:r>
+      <w:r>
+        <w:rPr>
+          <w:rFonts w:ascii="TH Sarabun New" w:cs="TH Sarabun New" w:eastAsia="TH Sarabun New" w:hAnsi="TH Sarabun New"/>
+          <w:sz w:val="30"/>
+          <w:szCs w:val="30"/>
+        </w:rPr>
+        <w:t xml:space="preserve">___________________________</w:t>
       </w:r>
     </w:p>
     <w:p>

--- a/s3/sf-s3-th.docx
+++ b/s3/sf-s3-th.docx
@@ -489,7 +489,7 @@
         </w:rPr>
         <w:t xml:space="preserve">ไฟล์คาบ 3: </w:t>
       </w:r>
-      <w:hyperlink w:history="1" r:id="rIdquve1zfhxona1_2-tburz">
+      <w:hyperlink w:history="1" r:id="rId_gkl8ri6lyjlkoxzse0un">
         <w:r>
           <w:rPr>
             <w:rFonts w:ascii="TH Sarabun New" w:cs="TH Sarabun New" w:eastAsia="TH Sarabun New" w:hAnsi="TH Sarabun New"/>
@@ -2003,7 +2003,7 @@
         </w:rPr>
         <w:t xml:space="preserve">ไฟล์: </w:t>
       </w:r>
-      <w:hyperlink w:history="1" r:id="rIdypnabajtrcw2tydhgw_l8">
+      <w:hyperlink w:history="1" r:id="rIdj8kklcr7kupfl9aepkvmy">
         <w:r>
           <w:rPr>
             <w:rFonts w:ascii="TH Sarabun New" w:cs="TH Sarabun New" w:eastAsia="TH Sarabun New" w:hAnsi="TH Sarabun New"/>
@@ -2592,7 +2592,7 @@
         </w:rPr>
         <w:t xml:space="preserve">ไฟล์: </w:t>
       </w:r>
-      <w:hyperlink w:history="1" r:id="rIdqxahniomxjvdafu4vgd36">
+      <w:hyperlink w:history="1" r:id="rIdlgzvhxvnq5o7mqc_wlyzj">
         <w:r>
           <w:rPr>
             <w:rFonts w:ascii="TH Sarabun New" w:cs="TH Sarabun New" w:eastAsia="TH Sarabun New" w:hAnsi="TH Sarabun New"/>
@@ -3054,7 +3054,7 @@
         </w:rPr>
         <w:t xml:space="preserve">ไฟล์: </w:t>
       </w:r>
-      <w:hyperlink w:history="1" r:id="rIdaoc4mpm7hcwrnixagqmro">
+      <w:hyperlink w:history="1" r:id="rIdbtxh_lqk8yy_xc-wgirle">
         <w:r>
           <w:rPr>
             <w:rFonts w:ascii="TH Sarabun New" w:cs="TH Sarabun New" w:eastAsia="TH Sarabun New" w:hAnsi="TH Sarabun New"/>
@@ -3736,7 +3736,7 @@
         </w:rPr>
         <w:t xml:space="preserve">ไฟล์: </w:t>
       </w:r>
-      <w:hyperlink w:history="1" r:id="rIdqovji4qjjvzp__ewbbssq">
+      <w:hyperlink w:history="1" r:id="rIdrxaoh_m1dir6cyjsi8kqx">
         <w:r>
           <w:rPr>
             <w:rFonts w:ascii="TH Sarabun New" w:cs="TH Sarabun New" w:eastAsia="TH Sarabun New" w:hAnsi="TH Sarabun New"/>
@@ -4386,7 +4386,7 @@
         </w:rPr>
         <w:t xml:space="preserve">โจทย์โปรเจกต์ 1 สัปดาห์ (25 เรื่อง): </w:t>
       </w:r>
-      <w:hyperlink w:history="1" r:id="rIdwvfy6qkigycoy8qolep7x">
+      <w:hyperlink w:history="1" r:id="rIdem2bony-0blcvgy8sa5bv">
         <w:r>
           <w:rPr>
             <w:rFonts w:ascii="TH Sarabun New" w:cs="TH Sarabun New" w:eastAsia="TH Sarabun New" w:hAnsi="TH Sarabun New"/>

--- a/s3/sf-s3-th.docx
+++ b/s3/sf-s3-th.docx
@@ -489,7 +489,7 @@
         </w:rPr>
         <w:t xml:space="preserve">ไฟล์คาบ 3: </w:t>
       </w:r>
-      <w:hyperlink w:history="1" r:id="rId_gkl8ri6lyjlkoxzse0un">
+      <w:hyperlink w:history="1" r:id="rIduewcjngt4d5orxvmdsrbd">
         <w:r>
           <w:rPr>
             <w:rFonts w:ascii="TH Sarabun New" w:cs="TH Sarabun New" w:eastAsia="TH Sarabun New" w:hAnsi="TH Sarabun New"/>
@@ -1257,7 +1257,7 @@
           <w:sz w:val="30"/>
           <w:szCs w:val="30"/>
         </w:rPr>
-        <w:t xml:space="preserve"> ใช้ปรับเกณฑ์ในทุกกิจกรรม</w:t>
+        <w:t xml:space="preserve"> ใช้ปรับเกณฑ์ในกิจกรรม 1–2</w:t>
       </w:r>
     </w:p>
     <w:tbl>
@@ -2003,7 +2003,7 @@
         </w:rPr>
         <w:t xml:space="preserve">ไฟล์: </w:t>
       </w:r>
-      <w:hyperlink w:history="1" r:id="rIdj8kklcr7kupfl9aepkvmy">
+      <w:hyperlink w:history="1" r:id="rIdizzrqnn2ygwzikbkm3unp">
         <w:r>
           <w:rPr>
             <w:rFonts w:ascii="TH Sarabun New" w:cs="TH Sarabun New" w:eastAsia="TH Sarabun New" w:hAnsi="TH Sarabun New"/>
@@ -2592,7 +2592,7 @@
         </w:rPr>
         <w:t xml:space="preserve">ไฟล์: </w:t>
       </w:r>
-      <w:hyperlink w:history="1" r:id="rIdlgzvhxvnq5o7mqc_wlyzj">
+      <w:hyperlink w:history="1" r:id="rIdszxkc8-mwcbxymmui99-o">
         <w:r>
           <w:rPr>
             <w:rFonts w:ascii="TH Sarabun New" w:cs="TH Sarabun New" w:eastAsia="TH Sarabun New" w:hAnsi="TH Sarabun New"/>
@@ -3054,7 +3054,7 @@
         </w:rPr>
         <w:t xml:space="preserve">ไฟล์: </w:t>
       </w:r>
-      <w:hyperlink w:history="1" r:id="rIdbtxh_lqk8yy_xc-wgirle">
+      <w:hyperlink w:history="1" r:id="rIdwcqdhkr_n0bfyklvklwoz">
         <w:r>
           <w:rPr>
             <w:rFonts w:ascii="TH Sarabun New" w:cs="TH Sarabun New" w:eastAsia="TH Sarabun New" w:hAnsi="TH Sarabun New"/>
@@ -3736,7 +3736,7 @@
         </w:rPr>
         <w:t xml:space="preserve">ไฟล์: </w:t>
       </w:r>
-      <w:hyperlink w:history="1" r:id="rIdrxaoh_m1dir6cyjsi8kqx">
+      <w:hyperlink w:history="1" r:id="rIdzokydxvisa2jo1btaqaoj">
         <w:r>
           <w:rPr>
             <w:rFonts w:ascii="TH Sarabun New" w:cs="TH Sarabun New" w:eastAsia="TH Sarabun New" w:hAnsi="TH Sarabun New"/>
@@ -4386,7 +4386,7 @@
         </w:rPr>
         <w:t xml:space="preserve">โจทย์โปรเจกต์ 1 สัปดาห์ (25 เรื่อง): </w:t>
       </w:r>
-      <w:hyperlink w:history="1" r:id="rIdem2bony-0blcvgy8sa5bv">
+      <w:hyperlink w:history="1" r:id="rIdwfwxm2duzyktqpdshn9qk">
         <w:r>
           <w:rPr>
             <w:rFonts w:ascii="TH Sarabun New" w:cs="TH Sarabun New" w:eastAsia="TH Sarabun New" w:hAnsi="TH Sarabun New"/>

--- a/s3/sf-s3-th.docx
+++ b/s3/sf-s3-th.docx
@@ -489,7 +489,7 @@
         </w:rPr>
         <w:t xml:space="preserve">ไฟล์คาบ 3: </w:t>
       </w:r>
-      <w:hyperlink w:history="1" r:id="rIduewcjngt4d5orxvmdsrbd">
+      <w:hyperlink w:history="1" r:id="rIdtenxjqprt_9cqh5brtv0n">
         <w:r>
           <w:rPr>
             <w:rFonts w:ascii="TH Sarabun New" w:cs="TH Sarabun New" w:eastAsia="TH Sarabun New" w:hAnsi="TH Sarabun New"/>
@@ -2003,7 +2003,7 @@
         </w:rPr>
         <w:t xml:space="preserve">ไฟล์: </w:t>
       </w:r>
-      <w:hyperlink w:history="1" r:id="rIdizzrqnn2ygwzikbkm3unp">
+      <w:hyperlink w:history="1" r:id="rIdbrwpp8l6epvrbsm5sftx7">
         <w:r>
           <w:rPr>
             <w:rFonts w:ascii="TH Sarabun New" w:cs="TH Sarabun New" w:eastAsia="TH Sarabun New" w:hAnsi="TH Sarabun New"/>
@@ -2592,7 +2592,7 @@
         </w:rPr>
         <w:t xml:space="preserve">ไฟล์: </w:t>
       </w:r>
-      <w:hyperlink w:history="1" r:id="rIdszxkc8-mwcbxymmui99-o">
+      <w:hyperlink w:history="1" r:id="rIdtytugwbrkj5kkbzwupnma">
         <w:r>
           <w:rPr>
             <w:rFonts w:ascii="TH Sarabun New" w:cs="TH Sarabun New" w:eastAsia="TH Sarabun New" w:hAnsi="TH Sarabun New"/>
@@ -3054,7 +3054,7 @@
         </w:rPr>
         <w:t xml:space="preserve">ไฟล์: </w:t>
       </w:r>
-      <w:hyperlink w:history="1" r:id="rIdwcqdhkr_n0bfyklvklwoz">
+      <w:hyperlink w:history="1" r:id="rIdacmyzguu6h__5hfnptgil">
         <w:r>
           <w:rPr>
             <w:rFonts w:ascii="TH Sarabun New" w:cs="TH Sarabun New" w:eastAsia="TH Sarabun New" w:hAnsi="TH Sarabun New"/>
@@ -3736,7 +3736,7 @@
         </w:rPr>
         <w:t xml:space="preserve">ไฟล์: </w:t>
       </w:r>
-      <w:hyperlink w:history="1" r:id="rIdzokydxvisa2jo1btaqaoj">
+      <w:hyperlink w:history="1" r:id="rIdzsfws6sp7rxcudcxafbgn">
         <w:r>
           <w:rPr>
             <w:rFonts w:ascii="TH Sarabun New" w:cs="TH Sarabun New" w:eastAsia="TH Sarabun New" w:hAnsi="TH Sarabun New"/>
@@ -4386,7 +4386,7 @@
         </w:rPr>
         <w:t xml:space="preserve">โจทย์โปรเจกต์ 1 สัปดาห์ (25 เรื่อง): </w:t>
       </w:r>
-      <w:hyperlink w:history="1" r:id="rIdwfwxm2duzyktqpdshn9qk">
+      <w:hyperlink w:history="1" r:id="rIdrw1p36emwxgmd-o0ydtl3">
         <w:r>
           <w:rPr>
             <w:rFonts w:ascii="TH Sarabun New" w:cs="TH Sarabun New" w:eastAsia="TH Sarabun New" w:hAnsi="TH Sarabun New"/>
@@ -4613,7 +4613,7 @@
                 <w:sz w:val="28"/>
                 <w:szCs w:val="28"/>
               </w:rPr>
-              <w:t xml:space="preserve">D · เรดาร์จับผู้บุกรุก</w:t>
+              <w:t xml:space="preserve">D · เรดาร์จับผู้บุกรุก (กฎธรรมดา ไม่ใช้ AI)</w:t>
             </w:r>
           </w:p>
         </w:tc>
@@ -4711,7 +4711,7 @@
                 <w:sz w:val="28"/>
                 <w:szCs w:val="28"/>
               </w:rPr>
-              <w:t xml:space="preserve">C · การสั่นผิดปกติ</w:t>
+              <w:t xml:space="preserve">C · การสั่นผิดปกติ (กฎธรรมดา ไม่ใช้ AI)</w:t>
             </w:r>
           </w:p>
         </w:tc>
